--- a/BTL_MCLN.docx
+++ b/BTL_MCLN.docx
@@ -587,7 +587,7 @@
           </mc:Choice>
           <mc:Fallback>
             <w:pict>
-              <v:group w14:anchorId="3B87CB24" id="Group 1" o:spid="_x0000_s1026" style="position:absolute;margin-left:76.1pt;margin-top:68.4pt;width:471.5pt;height:711pt;z-index:-251657728;mso-wrap-distance-left:0;mso-wrap-distance-right:0;mso-position-horizontal-relative:page;mso-position-vertical-relative:page" coordsize="59880,90297" o:gfxdata="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">
+              <v:group w14:anchorId="4BFE2A31" id="Group 1" o:spid="_x0000_s1026" style="position:absolute;margin-left:76.1pt;margin-top:68.4pt;width:471.5pt;height:711pt;z-index:-251657728;mso-wrap-distance-left:0;mso-wrap-distance-right:0;mso-position-horizontal-relative:page;mso-position-vertical-relative:page" coordsize="59880,90297" o:gfxdata="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">
                 <v:shape id="Graphic 2" o:spid="_x0000_s1027" style="position:absolute;width:59880;height:61779;visibility:visible;mso-wrap-style:square;v-text-anchor:top" coordsize="5988050,6177915" o:gfxdata="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" path="m27432,1105281r-27432,l,2926715r,246888l,6177661r27432,l27432,2926715r,-1821434xem45720,1105281r-9144,l36576,2926715r,246888l36576,5930773r9144,l45720,2926715r,-1821434xem5950902,1105281r-9131,l5941771,2926715r,246888l5941771,5930773r9131,l5950902,2926715r,-1821434xem5950902,36576r-9080,l45720,36576r-9144,l36576,45669r,1059485l45720,1105154r,-228600l45720,629666r,-284988l45720,45720r5896051,l5941771,344678r,284988l5941771,876554r,228600l5950902,1105154r,-1059485l5950902,36576xem5987491,1105281r-27432,l5960059,2926715r,246888l5960059,5930773r27432,l5987491,2926715r,-1821434xem5987491,r,l,,,27432,,1105154r27432,l27432,27432r18288,l5941771,27432r18288,l5960059,45669r,1059485l5987491,1105154r,-1077722l5987491,xe" fillcolor="black" stroked="f">
                   <v:path arrowok="t"/>
                 </v:shape>
@@ -1507,6 +1507,7 @@
       <w:pPr>
         <w:pStyle w:val="Heading1"/>
       </w:pPr>
+      <w:bookmarkStart w:id="0" w:name="_Toc243935349"/>
       <w:r>
         <w:lastRenderedPageBreak/>
         <w:t>NHẬN</w:t>
@@ -1523,6 +1524,7 @@
         </w:rPr>
         <w:t>XÉT</w:t>
       </w:r>
+      <w:bookmarkEnd w:id="0"/>
     </w:p>
     <w:p>
       <w:pPr>
@@ -2205,7 +2207,6 @@
             <w:tabs>
               <w:tab w:val="right" w:leader="dot" w:pos="9349"/>
             </w:tabs>
-            <w:spacing w:before="652"/>
             <w:rPr>
               <w:rFonts w:asciiTheme="minorHAnsi" w:eastAsiaTheme="minorEastAsia" w:hAnsiTheme="minorHAnsi" w:cstheme="minorBidi"/>
               <w:noProof/>
@@ -2225,19 +2226,19 @@
           <w:r>
             <w:fldChar w:fldCharType="separate"/>
           </w:r>
-          <w:hyperlink w:anchor="_Toc243770566" w:history="1">
+          <w:hyperlink w:anchor="_Toc243935349" w:history="1">
             <w:r>
               <w:rPr>
                 <w:rStyle w:val="Hyperlink"/>
                 <w:noProof/>
               </w:rPr>
-              <w:t>DANH</w:t>
+              <w:t>NHẬN</w:t>
             </w:r>
             <w:r>
               <w:rPr>
                 <w:rStyle w:val="Hyperlink"/>
                 <w:noProof/>
-                <w:spacing w:val="-4"/>
+                <w:spacing w:val="-6"/>
               </w:rPr>
               <w:t xml:space="preserve"> </w:t>
             </w:r>
@@ -2245,84 +2246,9 @@
               <w:rPr>
                 <w:rStyle w:val="Hyperlink"/>
                 <w:noProof/>
-              </w:rPr>
-              <w:t>MỤC</w:t>
-            </w:r>
-            <w:r>
-              <w:rPr>
-                <w:rStyle w:val="Hyperlink"/>
-                <w:noProof/>
-                <w:spacing w:val="-2"/>
-              </w:rPr>
-              <w:t xml:space="preserve"> </w:t>
-            </w:r>
-            <w:r>
-              <w:rPr>
-                <w:rStyle w:val="Hyperlink"/>
-                <w:noProof/>
-              </w:rPr>
-              <w:t>CÁC</w:t>
-            </w:r>
-            <w:r>
-              <w:rPr>
-                <w:rStyle w:val="Hyperlink"/>
-                <w:noProof/>
-                <w:spacing w:val="-4"/>
-              </w:rPr>
-              <w:t xml:space="preserve"> </w:t>
-            </w:r>
-            <w:r>
-              <w:rPr>
-                <w:rStyle w:val="Hyperlink"/>
-                <w:noProof/>
-              </w:rPr>
-              <w:t>HÌNH</w:t>
-            </w:r>
-            <w:r>
-              <w:rPr>
-                <w:rStyle w:val="Hyperlink"/>
-                <w:noProof/>
-                <w:spacing w:val="-3"/>
-              </w:rPr>
-              <w:t xml:space="preserve"> </w:t>
-            </w:r>
-            <w:r>
-              <w:rPr>
-                <w:rStyle w:val="Hyperlink"/>
-                <w:noProof/>
-              </w:rPr>
-              <w:t>VẼ,</w:t>
-            </w:r>
-            <w:r>
-              <w:rPr>
-                <w:rStyle w:val="Hyperlink"/>
-                <w:noProof/>
-                <w:spacing w:val="-4"/>
-              </w:rPr>
-              <w:t xml:space="preserve"> </w:t>
-            </w:r>
-            <w:r>
-              <w:rPr>
-                <w:rStyle w:val="Hyperlink"/>
-                <w:noProof/>
-              </w:rPr>
-              <w:t>ĐỒ</w:t>
-            </w:r>
-            <w:r>
-              <w:rPr>
-                <w:rStyle w:val="Hyperlink"/>
-                <w:noProof/>
-                <w:spacing w:val="-3"/>
-              </w:rPr>
-              <w:t xml:space="preserve"> </w:t>
-            </w:r>
-            <w:r>
-              <w:rPr>
-                <w:rStyle w:val="Hyperlink"/>
-                <w:noProof/>
                 <w:spacing w:val="-5"/>
               </w:rPr>
-              <w:t>THỊ</w:t>
+              <w:t>XÉT</w:t>
             </w:r>
             <w:r>
               <w:rPr>
@@ -2343,7 +2269,7 @@
                 <w:noProof/>
                 <w:webHidden/>
               </w:rPr>
-              <w:instrText xml:space="preserve"> PAGEREF _Toc243770566 \h </w:instrText>
+              <w:instrText xml:space="preserve"> PAGEREF _Toc243935349 \h </w:instrText>
             </w:r>
             <w:r>
               <w:rPr>
@@ -2363,7 +2289,7 @@
                 <w:noProof/>
                 <w:webHidden/>
               </w:rPr>
-              <w:t>5</w:t>
+              <w:t>2</w:t>
             </w:r>
             <w:r>
               <w:rPr>
@@ -2390,14 +2316,104 @@
               <w14:ligatures w14:val="standardContextual"/>
             </w:rPr>
           </w:pPr>
-          <w:hyperlink w:anchor="_Toc243770567" w:history="1">
+          <w:hyperlink w:anchor="_Toc243935350" w:history="1">
             <w:r>
               <w:rPr>
                 <w:rStyle w:val="Hyperlink"/>
                 <w:noProof/>
-                <w:lang w:val="en-US"/>
-              </w:rPr>
-              <w:t>CHƯƠNG 1: GIỚI THIỆU BÀI TOÁN</w:t>
+              </w:rPr>
+              <w:t>DANH</w:t>
+            </w:r>
+            <w:r>
+              <w:rPr>
+                <w:rStyle w:val="Hyperlink"/>
+                <w:noProof/>
+                <w:spacing w:val="-4"/>
+              </w:rPr>
+              <w:t xml:space="preserve"> </w:t>
+            </w:r>
+            <w:r>
+              <w:rPr>
+                <w:rStyle w:val="Hyperlink"/>
+                <w:noProof/>
+              </w:rPr>
+              <w:t>MỤC</w:t>
+            </w:r>
+            <w:r>
+              <w:rPr>
+                <w:rStyle w:val="Hyperlink"/>
+                <w:noProof/>
+                <w:spacing w:val="-2"/>
+              </w:rPr>
+              <w:t xml:space="preserve"> </w:t>
+            </w:r>
+            <w:r>
+              <w:rPr>
+                <w:rStyle w:val="Hyperlink"/>
+                <w:noProof/>
+              </w:rPr>
+              <w:t>CÁC</w:t>
+            </w:r>
+            <w:r>
+              <w:rPr>
+                <w:rStyle w:val="Hyperlink"/>
+                <w:noProof/>
+                <w:spacing w:val="-4"/>
+              </w:rPr>
+              <w:t xml:space="preserve"> </w:t>
+            </w:r>
+            <w:r>
+              <w:rPr>
+                <w:rStyle w:val="Hyperlink"/>
+                <w:noProof/>
+              </w:rPr>
+              <w:t>HÌNH</w:t>
+            </w:r>
+            <w:r>
+              <w:rPr>
+                <w:rStyle w:val="Hyperlink"/>
+                <w:noProof/>
+                <w:spacing w:val="-3"/>
+              </w:rPr>
+              <w:t xml:space="preserve"> </w:t>
+            </w:r>
+            <w:r>
+              <w:rPr>
+                <w:rStyle w:val="Hyperlink"/>
+                <w:noProof/>
+              </w:rPr>
+              <w:t>VẼ,</w:t>
+            </w:r>
+            <w:r>
+              <w:rPr>
+                <w:rStyle w:val="Hyperlink"/>
+                <w:noProof/>
+                <w:spacing w:val="-4"/>
+              </w:rPr>
+              <w:t xml:space="preserve"> </w:t>
+            </w:r>
+            <w:r>
+              <w:rPr>
+                <w:rStyle w:val="Hyperlink"/>
+                <w:noProof/>
+              </w:rPr>
+              <w:t>ĐỒ</w:t>
+            </w:r>
+            <w:r>
+              <w:rPr>
+                <w:rStyle w:val="Hyperlink"/>
+                <w:noProof/>
+                <w:spacing w:val="-3"/>
+              </w:rPr>
+              <w:t xml:space="preserve"> </w:t>
+            </w:r>
+            <w:r>
+              <w:rPr>
+                <w:rStyle w:val="Hyperlink"/>
+                <w:noProof/>
+                <w:spacing w:val="-5"/>
+              </w:rPr>
+              <w:t>THỊ</w:t>
             </w:r>
             <w:r>
               <w:rPr>
@@ -2418,7 +2434,7 @@
                 <w:noProof/>
                 <w:webHidden/>
               </w:rPr>
-              <w:instrText xml:space="preserve"> PAGEREF _Toc243770567 \h </w:instrText>
+              <w:instrText xml:space="preserve"> PAGEREF _Toc243935350 \h </w:instrText>
             </w:r>
             <w:r>
               <w:rPr>
@@ -2438,7 +2454,7 @@
                 <w:noProof/>
                 <w:webHidden/>
               </w:rPr>
-              <w:t>7</w:t>
+              <w:t>5</w:t>
             </w:r>
             <w:r>
               <w:rPr>
@@ -2451,9 +2467,8 @@
         </w:p>
         <w:p>
           <w:pPr>
-            <w:pStyle w:val="TOC2"/>
+            <w:pStyle w:val="TOC1"/>
             <w:tabs>
-              <w:tab w:val="left" w:pos="1023"/>
               <w:tab w:val="right" w:leader="dot" w:pos="9349"/>
             </w:tabs>
             <w:rPr>
@@ -2466,44 +2481,24 @@
               <w14:ligatures w14:val="standardContextual"/>
             </w:rPr>
           </w:pPr>
-          <w:hyperlink w:anchor="_Toc243770568" w:history="1">
+          <w:hyperlink w:anchor="_Toc243935351" w:history="1">
             <w:r>
               <w:rPr>
                 <w:rStyle w:val="Hyperlink"/>
                 <w:noProof/>
-                <w:w w:val="99"/>
-              </w:rPr>
-              <w:t>1.1</w:t>
-            </w:r>
-            <w:r>
-              <w:rPr>
-                <w:rFonts w:asciiTheme="minorHAnsi" w:eastAsiaTheme="minorEastAsia" w:hAnsiTheme="minorHAnsi" w:cstheme="minorBidi"/>
-                <w:noProof/>
-                <w:kern w:val="2"/>
-                <w:sz w:val="24"/>
-                <w:szCs w:val="24"/>
                 <w:lang w:val="en-US"/>
-                <w14:ligatures w14:val="standardContextual"/>
+              </w:rPr>
+              <w:t>CHƯƠNG 1: GIỚI THIỆU BÀI TOÁN</w:t>
+            </w:r>
+            <w:r>
+              <w:rPr>
+                <w:noProof/>
+                <w:webHidden/>
               </w:rPr>
               <w:tab/>
             </w:r>
             <w:r>
               <w:rPr>
-                <w:rStyle w:val="Hyperlink"/>
-                <w:noProof/>
-                <w:lang w:val="en-US"/>
-              </w:rPr>
-              <w:t>Bài toán</w:t>
-            </w:r>
-            <w:r>
-              <w:rPr>
-                <w:noProof/>
-                <w:webHidden/>
-              </w:rPr>
-              <w:tab/>
-            </w:r>
-            <w:r>
-              <w:rPr>
                 <w:noProof/>
                 <w:webHidden/>
               </w:rPr>
@@ -2514,7 +2509,7 @@
                 <w:noProof/>
                 <w:webHidden/>
               </w:rPr>
-              <w:instrText xml:space="preserve"> PAGEREF _Toc243770568 \h </w:instrText>
+              <w:instrText xml:space="preserve"> PAGEREF _Toc243935351 \h </w:instrText>
             </w:r>
             <w:r>
               <w:rPr>
@@ -2549,7 +2544,6 @@
           <w:pPr>
             <w:pStyle w:val="TOC2"/>
             <w:tabs>
-              <w:tab w:val="left" w:pos="1023"/>
               <w:tab w:val="right" w:leader="dot" w:pos="9349"/>
             </w:tabs>
             <w:rPr>
@@ -2562,43 +2556,24 @@
               <w14:ligatures w14:val="standardContextual"/>
             </w:rPr>
           </w:pPr>
-          <w:hyperlink w:anchor="_Toc243770569" w:history="1">
+          <w:hyperlink w:anchor="_Toc243935352" w:history="1">
             <w:r>
               <w:rPr>
                 <w:rStyle w:val="Hyperlink"/>
                 <w:noProof/>
-                <w:w w:val="99"/>
-              </w:rPr>
-              <w:t>1.2</w:t>
-            </w:r>
-            <w:r>
-              <w:rPr>
-                <w:rFonts w:asciiTheme="minorHAnsi" w:eastAsiaTheme="minorEastAsia" w:hAnsiTheme="minorHAnsi" w:cstheme="minorBidi"/>
-                <w:noProof/>
-                <w:kern w:val="2"/>
-                <w:sz w:val="24"/>
-                <w:szCs w:val="24"/>
                 <w:lang w:val="en-US"/>
-                <w14:ligatures w14:val="standardContextual"/>
+              </w:rPr>
+              <w:t>1.1. Bài toán</w:t>
+            </w:r>
+            <w:r>
+              <w:rPr>
+                <w:noProof/>
+                <w:webHidden/>
               </w:rPr>
               <w:tab/>
             </w:r>
             <w:r>
               <w:rPr>
-                <w:rStyle w:val="Hyperlink"/>
-                <w:noProof/>
-              </w:rPr>
-              <w:t>Trình bày dữ liệu bài toán</w:t>
-            </w:r>
-            <w:r>
-              <w:rPr>
-                <w:noProof/>
-                <w:webHidden/>
-              </w:rPr>
-              <w:tab/>
-            </w:r>
-            <w:r>
-              <w:rPr>
                 <w:noProof/>
                 <w:webHidden/>
               </w:rPr>
@@ -2609,7 +2584,7 @@
                 <w:noProof/>
                 <w:webHidden/>
               </w:rPr>
-              <w:instrText xml:space="preserve"> PAGEREF _Toc243770569 \h </w:instrText>
+              <w:instrText xml:space="preserve"> PAGEREF _Toc243935352 \h </w:instrText>
             </w:r>
             <w:r>
               <w:rPr>
@@ -2644,7 +2619,6 @@
           <w:pPr>
             <w:pStyle w:val="TOC2"/>
             <w:tabs>
-              <w:tab w:val="left" w:pos="1023"/>
               <w:tab w:val="right" w:leader="dot" w:pos="9349"/>
             </w:tabs>
             <w:rPr>
@@ -2657,104 +2631,31 @@
               <w14:ligatures w14:val="standardContextual"/>
             </w:rPr>
           </w:pPr>
-          <w:hyperlink w:anchor="_Toc243770570" w:history="1">
+          <w:hyperlink w:anchor="_Toc243935353" w:history="1">
             <w:r>
               <w:rPr>
                 <w:rStyle w:val="Hyperlink"/>
                 <w:noProof/>
-                <w:w w:val="99"/>
-              </w:rPr>
-              <w:t>1.3</w:t>
-            </w:r>
-            <w:r>
-              <w:rPr>
-                <w:rFonts w:asciiTheme="minorHAnsi" w:eastAsiaTheme="minorEastAsia" w:hAnsiTheme="minorHAnsi" w:cstheme="minorBidi"/>
-                <w:noProof/>
-                <w:kern w:val="2"/>
-                <w:sz w:val="24"/>
-                <w:szCs w:val="24"/>
                 <w:lang w:val="en-US"/>
-                <w14:ligatures w14:val="standardContextual"/>
+              </w:rPr>
+              <w:t xml:space="preserve">1.2. </w:t>
+            </w:r>
+            <w:r>
+              <w:rPr>
+                <w:rStyle w:val="Hyperlink"/>
+                <w:noProof/>
+              </w:rPr>
+              <w:t>Trình bày dữ liệu bài toán</w:t>
+            </w:r>
+            <w:r>
+              <w:rPr>
+                <w:noProof/>
+                <w:webHidden/>
               </w:rPr>
               <w:tab/>
             </w:r>
             <w:r>
               <w:rPr>
-                <w:rStyle w:val="Hyperlink"/>
-                <w:noProof/>
-              </w:rPr>
-              <w:t>Tiền</w:t>
-            </w:r>
-            <w:r>
-              <w:rPr>
-                <w:rStyle w:val="Hyperlink"/>
-                <w:noProof/>
-                <w:spacing w:val="-5"/>
-              </w:rPr>
-              <w:t xml:space="preserve"> </w:t>
-            </w:r>
-            <w:r>
-              <w:rPr>
-                <w:rStyle w:val="Hyperlink"/>
-                <w:noProof/>
-              </w:rPr>
-              <w:t>xử</w:t>
-            </w:r>
-            <w:r>
-              <w:rPr>
-                <w:rStyle w:val="Hyperlink"/>
-                <w:noProof/>
-                <w:spacing w:val="-3"/>
-              </w:rPr>
-              <w:t xml:space="preserve"> </w:t>
-            </w:r>
-            <w:r>
-              <w:rPr>
-                <w:rStyle w:val="Hyperlink"/>
-                <w:noProof/>
-              </w:rPr>
-              <w:t>lý</w:t>
-            </w:r>
-            <w:r>
-              <w:rPr>
-                <w:rStyle w:val="Hyperlink"/>
-                <w:noProof/>
-                <w:spacing w:val="-5"/>
-              </w:rPr>
-              <w:t xml:space="preserve"> </w:t>
-            </w:r>
-            <w:r>
-              <w:rPr>
-                <w:rStyle w:val="Hyperlink"/>
-                <w:noProof/>
-              </w:rPr>
-              <w:t>dữ</w:t>
-            </w:r>
-            <w:r>
-              <w:rPr>
-                <w:rStyle w:val="Hyperlink"/>
-                <w:noProof/>
-                <w:spacing w:val="-3"/>
-              </w:rPr>
-              <w:t xml:space="preserve"> </w:t>
-            </w:r>
-            <w:r>
-              <w:rPr>
-                <w:rStyle w:val="Hyperlink"/>
-                <w:noProof/>
-                <w:spacing w:val="-4"/>
-              </w:rPr>
-              <w:t>liệu</w:t>
-            </w:r>
-            <w:r>
-              <w:rPr>
-                <w:noProof/>
-                <w:webHidden/>
-              </w:rPr>
-              <w:tab/>
-            </w:r>
-            <w:r>
-              <w:rPr>
                 <w:noProof/>
                 <w:webHidden/>
               </w:rPr>
@@ -2765,7 +2666,7 @@
                 <w:noProof/>
                 <w:webHidden/>
               </w:rPr>
-              <w:instrText xml:space="preserve"> PAGEREF _Toc243770570 \h </w:instrText>
+              <w:instrText xml:space="preserve"> PAGEREF _Toc243935353 \h </w:instrText>
             </w:r>
             <w:r>
               <w:rPr>
@@ -2785,7 +2686,7 @@
                 <w:noProof/>
                 <w:webHidden/>
               </w:rPr>
-              <w:t>9</w:t>
+              <w:t>7</w:t>
             </w:r>
             <w:r>
               <w:rPr>
@@ -2800,7 +2701,6 @@
           <w:pPr>
             <w:pStyle w:val="TOC2"/>
             <w:tabs>
-              <w:tab w:val="left" w:pos="1023"/>
               <w:tab w:val="right" w:leader="dot" w:pos="9349"/>
             </w:tabs>
             <w:rPr>
@@ -2813,81 +2713,31 @@
               <w14:ligatures w14:val="standardContextual"/>
             </w:rPr>
           </w:pPr>
-          <w:hyperlink w:anchor="_Toc243770571" w:history="1">
+          <w:hyperlink w:anchor="_Toc243935354" w:history="1">
             <w:r>
               <w:rPr>
                 <w:rStyle w:val="Hyperlink"/>
                 <w:noProof/>
-                <w:w w:val="99"/>
-              </w:rPr>
-              <w:t>1.4</w:t>
-            </w:r>
-            <w:r>
-              <w:rPr>
-                <w:rFonts w:asciiTheme="minorHAnsi" w:eastAsiaTheme="minorEastAsia" w:hAnsiTheme="minorHAnsi" w:cstheme="minorBidi"/>
-                <w:noProof/>
-                <w:kern w:val="2"/>
-                <w:sz w:val="24"/>
-                <w:szCs w:val="24"/>
                 <w:lang w:val="en-US"/>
-                <w14:ligatures w14:val="standardContextual"/>
+              </w:rPr>
+              <w:t xml:space="preserve">1.3. </w:t>
+            </w:r>
+            <w:r>
+              <w:rPr>
+                <w:rStyle w:val="Hyperlink"/>
+                <w:noProof/>
+              </w:rPr>
+              <w:t>Tiền xử lý dữ liệu</w:t>
+            </w:r>
+            <w:r>
+              <w:rPr>
+                <w:noProof/>
+                <w:webHidden/>
               </w:rPr>
               <w:tab/>
             </w:r>
             <w:r>
               <w:rPr>
-                <w:rStyle w:val="Hyperlink"/>
-                <w:noProof/>
-              </w:rPr>
-              <w:t>Làm</w:t>
-            </w:r>
-            <w:r>
-              <w:rPr>
-                <w:rStyle w:val="Hyperlink"/>
-                <w:noProof/>
-                <w:spacing w:val="-7"/>
-              </w:rPr>
-              <w:t xml:space="preserve"> </w:t>
-            </w:r>
-            <w:r>
-              <w:rPr>
-                <w:rStyle w:val="Hyperlink"/>
-                <w:noProof/>
-              </w:rPr>
-              <w:t>sạch</w:t>
-            </w:r>
-            <w:r>
-              <w:rPr>
-                <w:rStyle w:val="Hyperlink"/>
-                <w:noProof/>
-                <w:spacing w:val="-3"/>
-              </w:rPr>
-              <w:t xml:space="preserve"> </w:t>
-            </w:r>
-            <w:r>
-              <w:rPr>
-                <w:rStyle w:val="Hyperlink"/>
-                <w:noProof/>
-              </w:rPr>
-              <w:t>dữ</w:t>
-            </w:r>
-            <w:r>
-              <w:rPr>
-                <w:rStyle w:val="Hyperlink"/>
-                <w:noProof/>
-                <w:spacing w:val="-4"/>
-              </w:rPr>
-              <w:t xml:space="preserve"> liệu</w:t>
-            </w:r>
-            <w:r>
-              <w:rPr>
-                <w:noProof/>
-                <w:webHidden/>
-              </w:rPr>
-              <w:tab/>
-            </w:r>
-            <w:r>
-              <w:rPr>
                 <w:noProof/>
                 <w:webHidden/>
               </w:rPr>
@@ -2898,7 +2748,7 @@
                 <w:noProof/>
                 <w:webHidden/>
               </w:rPr>
-              <w:instrText xml:space="preserve"> PAGEREF _Toc243770571 \h </w:instrText>
+              <w:instrText xml:space="preserve"> PAGEREF _Toc243935354 \h </w:instrText>
             </w:r>
             <w:r>
               <w:rPr>
@@ -2918,7 +2768,7 @@
                 <w:noProof/>
                 <w:webHidden/>
               </w:rPr>
-              <w:t>10</w:t>
+              <w:t>9</w:t>
             </w:r>
             <w:r>
               <w:rPr>
@@ -2933,7 +2783,6 @@
           <w:pPr>
             <w:pStyle w:val="TOC2"/>
             <w:tabs>
-              <w:tab w:val="left" w:pos="1023"/>
               <w:tab w:val="right" w:leader="dot" w:pos="9349"/>
             </w:tabs>
             <w:rPr>
@@ -2946,94 +2795,103 @@
               <w14:ligatures w14:val="standardContextual"/>
             </w:rPr>
           </w:pPr>
-          <w:hyperlink w:anchor="_Toc243770572" w:history="1">
+          <w:hyperlink w:anchor="_Toc243935355" w:history="1">
             <w:r>
               <w:rPr>
                 <w:rStyle w:val="Hyperlink"/>
                 <w:noProof/>
-                <w:w w:val="99"/>
-              </w:rPr>
-              <w:t>1.5</w:t>
-            </w:r>
-            <w:r>
-              <w:rPr>
-                <w:rFonts w:asciiTheme="minorHAnsi" w:eastAsiaTheme="minorEastAsia" w:hAnsiTheme="minorHAnsi" w:cstheme="minorBidi"/>
-                <w:noProof/>
-                <w:kern w:val="2"/>
-                <w:sz w:val="24"/>
-                <w:szCs w:val="24"/>
                 <w:lang w:val="en-US"/>
-                <w14:ligatures w14:val="standardContextual"/>
+              </w:rPr>
+              <w:t xml:space="preserve">1.4. </w:t>
+            </w:r>
+            <w:r>
+              <w:rPr>
+                <w:rStyle w:val="Hyperlink"/>
+                <w:noProof/>
+              </w:rPr>
+              <w:t>Làm sạch dữ liệu</w:t>
+            </w:r>
+            <w:r>
+              <w:rPr>
+                <w:noProof/>
+                <w:webHidden/>
               </w:rPr>
               <w:tab/>
             </w:r>
             <w:r>
               <w:rPr>
+                <w:noProof/>
+                <w:webHidden/>
+              </w:rPr>
+              <w:fldChar w:fldCharType="begin"/>
+            </w:r>
+            <w:r>
+              <w:rPr>
+                <w:noProof/>
+                <w:webHidden/>
+              </w:rPr>
+              <w:instrText xml:space="preserve"> PAGEREF _Toc243935355 \h </w:instrText>
+            </w:r>
+            <w:r>
+              <w:rPr>
+                <w:noProof/>
+                <w:webHidden/>
+              </w:rPr>
+            </w:r>
+            <w:r>
+              <w:rPr>
+                <w:noProof/>
+                <w:webHidden/>
+              </w:rPr>
+              <w:fldChar w:fldCharType="separate"/>
+            </w:r>
+            <w:r>
+              <w:rPr>
+                <w:noProof/>
+                <w:webHidden/>
+              </w:rPr>
+              <w:t>10</w:t>
+            </w:r>
+            <w:r>
+              <w:rPr>
+                <w:noProof/>
+                <w:webHidden/>
+              </w:rPr>
+              <w:fldChar w:fldCharType="end"/>
+            </w:r>
+          </w:hyperlink>
+        </w:p>
+        <w:p>
+          <w:pPr>
+            <w:pStyle w:val="TOC2"/>
+            <w:tabs>
+              <w:tab w:val="right" w:leader="dot" w:pos="9349"/>
+            </w:tabs>
+            <w:rPr>
+              <w:rFonts w:asciiTheme="minorHAnsi" w:eastAsiaTheme="minorEastAsia" w:hAnsiTheme="minorHAnsi" w:cstheme="minorBidi"/>
+              <w:noProof/>
+              <w:kern w:val="2"/>
+              <w:sz w:val="24"/>
+              <w:szCs w:val="24"/>
+              <w:lang w:val="en-US"/>
+              <w14:ligatures w14:val="standardContextual"/>
+            </w:rPr>
+          </w:pPr>
+          <w:hyperlink w:anchor="_Toc243935356" w:history="1">
+            <w:r>
+              <w:rPr>
                 <w:rStyle w:val="Hyperlink"/>
                 <w:noProof/>
-              </w:rPr>
-              <w:t>Trực</w:t>
+                <w:lang w:val="en-US"/>
+              </w:rPr>
+              <w:t xml:space="preserve">1.5. </w:t>
             </w:r>
             <w:r>
               <w:rPr>
                 <w:rStyle w:val="Hyperlink"/>
                 <w:noProof/>
-                <w:spacing w:val="-6"/>
-              </w:rPr>
-              <w:t xml:space="preserve"> </w:t>
-            </w:r>
-            <w:r>
-              <w:rPr>
-                <w:rStyle w:val="Hyperlink"/>
-                <w:noProof/>
-              </w:rPr>
-              <w:t>quan</w:t>
-            </w:r>
-            <w:r>
-              <w:rPr>
-                <w:rStyle w:val="Hyperlink"/>
-                <w:noProof/>
-                <w:spacing w:val="-3"/>
-              </w:rPr>
-              <w:t xml:space="preserve"> </w:t>
-            </w:r>
-            <w:r>
-              <w:rPr>
-                <w:rStyle w:val="Hyperlink"/>
-                <w:noProof/>
-              </w:rPr>
-              <w:t>hoá</w:t>
-            </w:r>
-            <w:r>
-              <w:rPr>
-                <w:rStyle w:val="Hyperlink"/>
-                <w:noProof/>
-                <w:spacing w:val="-5"/>
-              </w:rPr>
-              <w:t xml:space="preserve"> </w:t>
-            </w:r>
-            <w:r>
-              <w:rPr>
-                <w:rStyle w:val="Hyperlink"/>
-                <w:noProof/>
-              </w:rPr>
-              <w:t>dữ</w:t>
-            </w:r>
-            <w:r>
-              <w:rPr>
-                <w:rStyle w:val="Hyperlink"/>
-                <w:noProof/>
-                <w:spacing w:val="-5"/>
-              </w:rPr>
-              <w:t xml:space="preserve"> </w:t>
-            </w:r>
-            <w:r>
-              <w:rPr>
-                <w:rStyle w:val="Hyperlink"/>
-                <w:noProof/>
-                <w:spacing w:val="-4"/>
-              </w:rPr>
-              <w:t>liệu</w:t>
+              </w:rPr>
+              <w:t>Trực quan hoá dữ liệu</w:t>
             </w:r>
             <w:r>
               <w:rPr>
@@ -3054,7 +2912,7 @@
                 <w:noProof/>
                 <w:webHidden/>
               </w:rPr>
-              <w:instrText xml:space="preserve"> PAGEREF _Toc243770572 \h </w:instrText>
+              <w:instrText xml:space="preserve"> PAGEREF _Toc243935356 \h </w:instrText>
             </w:r>
             <w:r>
               <w:rPr>
@@ -3102,7 +2960,7 @@
               <w14:ligatures w14:val="standardContextual"/>
             </w:rPr>
           </w:pPr>
-          <w:hyperlink w:anchor="_Toc243770573" w:history="1">
+          <w:hyperlink w:anchor="_Toc243935357" w:history="1">
             <w:r>
               <w:rPr>
                 <w:rStyle w:val="Hyperlink"/>
@@ -3148,7 +3006,7 @@
                 <w:noProof/>
                 <w:webHidden/>
               </w:rPr>
-              <w:instrText xml:space="preserve"> PAGEREF _Toc243770573 \h </w:instrText>
+              <w:instrText xml:space="preserve"> PAGEREF _Toc243935357 \h </w:instrText>
             </w:r>
             <w:r>
               <w:rPr>
@@ -3195,7 +3053,7 @@
               <w14:ligatures w14:val="standardContextual"/>
             </w:rPr>
           </w:pPr>
-          <w:hyperlink w:anchor="_Toc243770574" w:history="1">
+          <w:hyperlink w:anchor="_Toc243935358" w:history="1">
             <w:r>
               <w:rPr>
                 <w:rStyle w:val="Hyperlink"/>
@@ -3222,7 +3080,7 @@
                 <w:noProof/>
                 <w:webHidden/>
               </w:rPr>
-              <w:instrText xml:space="preserve"> PAGEREF _Toc243770574 \h </w:instrText>
+              <w:instrText xml:space="preserve"> PAGEREF _Toc243935358 \h </w:instrText>
             </w:r>
             <w:r>
               <w:rPr>
@@ -3269,7 +3127,7 @@
               <w14:ligatures w14:val="standardContextual"/>
             </w:rPr>
           </w:pPr>
-          <w:hyperlink w:anchor="_Toc243770575" w:history="1">
+          <w:hyperlink w:anchor="_Toc243935359" w:history="1">
             <w:r>
               <w:rPr>
                 <w:rStyle w:val="Hyperlink"/>
@@ -3296,7 +3154,7 @@
                 <w:noProof/>
                 <w:webHidden/>
               </w:rPr>
-              <w:instrText xml:space="preserve"> PAGEREF _Toc243770575 \h </w:instrText>
+              <w:instrText xml:space="preserve"> PAGEREF _Toc243935359 \h </w:instrText>
             </w:r>
             <w:r>
               <w:rPr>
@@ -3317,6 +3175,306 @@
                 <w:webHidden/>
               </w:rPr>
               <w:t>12</w:t>
+            </w:r>
+            <w:r>
+              <w:rPr>
+                <w:noProof/>
+                <w:webHidden/>
+              </w:rPr>
+              <w:fldChar w:fldCharType="end"/>
+            </w:r>
+          </w:hyperlink>
+        </w:p>
+        <w:p>
+          <w:pPr>
+            <w:pStyle w:val="TOC2"/>
+            <w:tabs>
+              <w:tab w:val="right" w:leader="dot" w:pos="9349"/>
+            </w:tabs>
+            <w:ind w:left="1350"/>
+            <w:rPr>
+              <w:rFonts w:asciiTheme="minorHAnsi" w:eastAsiaTheme="minorEastAsia" w:hAnsiTheme="minorHAnsi" w:cstheme="minorBidi"/>
+              <w:noProof/>
+              <w:kern w:val="2"/>
+              <w:sz w:val="24"/>
+              <w:szCs w:val="24"/>
+              <w:lang w:val="en-US"/>
+              <w14:ligatures w14:val="standardContextual"/>
+            </w:rPr>
+          </w:pPr>
+          <w:hyperlink w:anchor="_Toc243935360" w:history="1">
+            <w:r>
+              <w:rPr>
+                <w:rStyle w:val="Hyperlink"/>
+                <w:noProof/>
+              </w:rPr>
+              <w:t>2.2.1. Nguyên lý hoạt động và Giải thuật từng bước</w:t>
+            </w:r>
+            <w:r>
+              <w:rPr>
+                <w:noProof/>
+                <w:webHidden/>
+              </w:rPr>
+              <w:tab/>
+            </w:r>
+            <w:r>
+              <w:rPr>
+                <w:noProof/>
+                <w:webHidden/>
+              </w:rPr>
+              <w:fldChar w:fldCharType="begin"/>
+            </w:r>
+            <w:r>
+              <w:rPr>
+                <w:noProof/>
+                <w:webHidden/>
+              </w:rPr>
+              <w:instrText xml:space="preserve"> PAGEREF _Toc243935360 \h </w:instrText>
+            </w:r>
+            <w:r>
+              <w:rPr>
+                <w:noProof/>
+                <w:webHidden/>
+              </w:rPr>
+            </w:r>
+            <w:r>
+              <w:rPr>
+                <w:noProof/>
+                <w:webHidden/>
+              </w:rPr>
+              <w:fldChar w:fldCharType="separate"/>
+            </w:r>
+            <w:r>
+              <w:rPr>
+                <w:noProof/>
+                <w:webHidden/>
+              </w:rPr>
+              <w:t>12</w:t>
+            </w:r>
+            <w:r>
+              <w:rPr>
+                <w:noProof/>
+                <w:webHidden/>
+              </w:rPr>
+              <w:fldChar w:fldCharType="end"/>
+            </w:r>
+          </w:hyperlink>
+        </w:p>
+        <w:p>
+          <w:pPr>
+            <w:pStyle w:val="TOC2"/>
+            <w:tabs>
+              <w:tab w:val="right" w:leader="dot" w:pos="9349"/>
+            </w:tabs>
+            <w:ind w:left="1350"/>
+            <w:rPr>
+              <w:rFonts w:asciiTheme="minorHAnsi" w:eastAsiaTheme="minorEastAsia" w:hAnsiTheme="minorHAnsi" w:cstheme="minorBidi"/>
+              <w:noProof/>
+              <w:kern w:val="2"/>
+              <w:sz w:val="24"/>
+              <w:szCs w:val="24"/>
+              <w:lang w:val="en-US"/>
+              <w14:ligatures w14:val="standardContextual"/>
+            </w:rPr>
+          </w:pPr>
+          <w:hyperlink w:anchor="_Toc243935361" w:history="1">
+            <w:r>
+              <w:rPr>
+                <w:rStyle w:val="Hyperlink"/>
+                <w:noProof/>
+              </w:rPr>
+              <w:t>2.2.2. Các công thức tính khoảng cách hình học</w:t>
+            </w:r>
+            <w:r>
+              <w:rPr>
+                <w:noProof/>
+                <w:webHidden/>
+              </w:rPr>
+              <w:tab/>
+            </w:r>
+            <w:r>
+              <w:rPr>
+                <w:noProof/>
+                <w:webHidden/>
+              </w:rPr>
+              <w:fldChar w:fldCharType="begin"/>
+            </w:r>
+            <w:r>
+              <w:rPr>
+                <w:noProof/>
+                <w:webHidden/>
+              </w:rPr>
+              <w:instrText xml:space="preserve"> PAGEREF _Toc243935361 \h </w:instrText>
+            </w:r>
+            <w:r>
+              <w:rPr>
+                <w:noProof/>
+                <w:webHidden/>
+              </w:rPr>
+            </w:r>
+            <w:r>
+              <w:rPr>
+                <w:noProof/>
+                <w:webHidden/>
+              </w:rPr>
+              <w:fldChar w:fldCharType="separate"/>
+            </w:r>
+            <w:r>
+              <w:rPr>
+                <w:noProof/>
+                <w:webHidden/>
+              </w:rPr>
+              <w:t>13</w:t>
+            </w:r>
+            <w:r>
+              <w:rPr>
+                <w:noProof/>
+                <w:webHidden/>
+              </w:rPr>
+              <w:fldChar w:fldCharType="end"/>
+            </w:r>
+          </w:hyperlink>
+        </w:p>
+        <w:p>
+          <w:pPr>
+            <w:pStyle w:val="TOC2"/>
+            <w:tabs>
+              <w:tab w:val="right" w:leader="dot" w:pos="9349"/>
+            </w:tabs>
+            <w:ind w:left="1350"/>
+            <w:rPr>
+              <w:rFonts w:asciiTheme="minorHAnsi" w:eastAsiaTheme="minorEastAsia" w:hAnsiTheme="minorHAnsi" w:cstheme="minorBidi"/>
+              <w:noProof/>
+              <w:kern w:val="2"/>
+              <w:sz w:val="24"/>
+              <w:szCs w:val="24"/>
+              <w:lang w:val="en-US"/>
+              <w14:ligatures w14:val="standardContextual"/>
+            </w:rPr>
+          </w:pPr>
+          <w:hyperlink w:anchor="_Toc243935362" w:history="1">
+            <w:r>
+              <w:rPr>
+                <w:rStyle w:val="Hyperlink"/>
+                <w:noProof/>
+              </w:rPr>
+              <w:t>2.2.3. Phân tích tác động của tham số K</w:t>
+            </w:r>
+            <w:r>
+              <w:rPr>
+                <w:noProof/>
+                <w:webHidden/>
+              </w:rPr>
+              <w:tab/>
+            </w:r>
+            <w:r>
+              <w:rPr>
+                <w:noProof/>
+                <w:webHidden/>
+              </w:rPr>
+              <w:fldChar w:fldCharType="begin"/>
+            </w:r>
+            <w:r>
+              <w:rPr>
+                <w:noProof/>
+                <w:webHidden/>
+              </w:rPr>
+              <w:instrText xml:space="preserve"> PAGEREF _Toc243935362 \h </w:instrText>
+            </w:r>
+            <w:r>
+              <w:rPr>
+                <w:noProof/>
+                <w:webHidden/>
+              </w:rPr>
+            </w:r>
+            <w:r>
+              <w:rPr>
+                <w:noProof/>
+                <w:webHidden/>
+              </w:rPr>
+              <w:fldChar w:fldCharType="separate"/>
+            </w:r>
+            <w:r>
+              <w:rPr>
+                <w:noProof/>
+                <w:webHidden/>
+              </w:rPr>
+              <w:t>13</w:t>
+            </w:r>
+            <w:r>
+              <w:rPr>
+                <w:noProof/>
+                <w:webHidden/>
+              </w:rPr>
+              <w:fldChar w:fldCharType="end"/>
+            </w:r>
+          </w:hyperlink>
+        </w:p>
+        <w:p>
+          <w:pPr>
+            <w:pStyle w:val="TOC2"/>
+            <w:tabs>
+              <w:tab w:val="right" w:leader="dot" w:pos="9349"/>
+            </w:tabs>
+            <w:ind w:left="1350"/>
+            <w:rPr>
+              <w:rFonts w:asciiTheme="minorHAnsi" w:eastAsiaTheme="minorEastAsia" w:hAnsiTheme="minorHAnsi" w:cstheme="minorBidi"/>
+              <w:noProof/>
+              <w:kern w:val="2"/>
+              <w:sz w:val="24"/>
+              <w:szCs w:val="24"/>
+              <w:lang w:val="en-US"/>
+              <w14:ligatures w14:val="standardContextual"/>
+            </w:rPr>
+          </w:pPr>
+          <w:hyperlink w:anchor="_Toc243935363" w:history="1">
+            <w:r>
+              <w:rPr>
+                <w:rStyle w:val="Hyperlink"/>
+                <w:noProof/>
+              </w:rPr>
+              <w:t>2.2.4. Quy trình chuẩn hóa dữ liệu với KNN</w:t>
+            </w:r>
+            <w:r>
+              <w:rPr>
+                <w:noProof/>
+                <w:webHidden/>
+              </w:rPr>
+              <w:tab/>
+            </w:r>
+            <w:r>
+              <w:rPr>
+                <w:noProof/>
+                <w:webHidden/>
+              </w:rPr>
+              <w:fldChar w:fldCharType="begin"/>
+            </w:r>
+            <w:r>
+              <w:rPr>
+                <w:noProof/>
+                <w:webHidden/>
+              </w:rPr>
+              <w:instrText xml:space="preserve"> PAGEREF _Toc243935363 \h </w:instrText>
+            </w:r>
+            <w:r>
+              <w:rPr>
+                <w:noProof/>
+                <w:webHidden/>
+              </w:rPr>
+            </w:r>
+            <w:r>
+              <w:rPr>
+                <w:noProof/>
+                <w:webHidden/>
+              </w:rPr>
+              <w:fldChar w:fldCharType="separate"/>
+            </w:r>
+            <w:r>
+              <w:rPr>
+                <w:noProof/>
+                <w:webHidden/>
+              </w:rPr>
+              <w:t>13</w:t>
             </w:r>
             <w:r>
               <w:rPr>
@@ -3343,7 +3501,7 @@
               <w14:ligatures w14:val="standardContextual"/>
             </w:rPr>
           </w:pPr>
-          <w:hyperlink w:anchor="_Toc243770576" w:history="1">
+          <w:hyperlink w:anchor="_Toc243935364" w:history="1">
             <w:r>
               <w:rPr>
                 <w:rStyle w:val="Hyperlink"/>
@@ -3370,7 +3528,157 @@
                 <w:noProof/>
                 <w:webHidden/>
               </w:rPr>
-              <w:instrText xml:space="preserve"> PAGEREF _Toc243770576 \h </w:instrText>
+              <w:instrText xml:space="preserve"> PAGEREF _Toc243935364 \h </w:instrText>
+            </w:r>
+            <w:r>
+              <w:rPr>
+                <w:noProof/>
+                <w:webHidden/>
+              </w:rPr>
+            </w:r>
+            <w:r>
+              <w:rPr>
+                <w:noProof/>
+                <w:webHidden/>
+              </w:rPr>
+              <w:fldChar w:fldCharType="separate"/>
+            </w:r>
+            <w:r>
+              <w:rPr>
+                <w:noProof/>
+                <w:webHidden/>
+              </w:rPr>
+              <w:t>14</w:t>
+            </w:r>
+            <w:r>
+              <w:rPr>
+                <w:noProof/>
+                <w:webHidden/>
+              </w:rPr>
+              <w:fldChar w:fldCharType="end"/>
+            </w:r>
+          </w:hyperlink>
+        </w:p>
+        <w:p>
+          <w:pPr>
+            <w:pStyle w:val="TOC2"/>
+            <w:tabs>
+              <w:tab w:val="right" w:leader="dot" w:pos="9349"/>
+            </w:tabs>
+            <w:ind w:left="1350"/>
+            <w:rPr>
+              <w:rFonts w:asciiTheme="minorHAnsi" w:eastAsiaTheme="minorEastAsia" w:hAnsiTheme="minorHAnsi" w:cstheme="minorBidi"/>
+              <w:noProof/>
+              <w:kern w:val="2"/>
+              <w:sz w:val="24"/>
+              <w:szCs w:val="24"/>
+              <w:lang w:val="en-US"/>
+              <w14:ligatures w14:val="standardContextual"/>
+            </w:rPr>
+          </w:pPr>
+          <w:hyperlink w:anchor="_Toc243935365" w:history="1">
+            <w:r>
+              <w:rPr>
+                <w:rStyle w:val="Hyperlink"/>
+                <w:noProof/>
+              </w:rPr>
+              <w:t>2.3.1. Nguyên lý lề cực đại (Maximum Margin)</w:t>
+            </w:r>
+            <w:r>
+              <w:rPr>
+                <w:noProof/>
+                <w:webHidden/>
+              </w:rPr>
+              <w:tab/>
+            </w:r>
+            <w:r>
+              <w:rPr>
+                <w:noProof/>
+                <w:webHidden/>
+              </w:rPr>
+              <w:fldChar w:fldCharType="begin"/>
+            </w:r>
+            <w:r>
+              <w:rPr>
+                <w:noProof/>
+                <w:webHidden/>
+              </w:rPr>
+              <w:instrText xml:space="preserve"> PAGEREF _Toc243935365 \h </w:instrText>
+            </w:r>
+            <w:r>
+              <w:rPr>
+                <w:noProof/>
+                <w:webHidden/>
+              </w:rPr>
+            </w:r>
+            <w:r>
+              <w:rPr>
+                <w:noProof/>
+                <w:webHidden/>
+              </w:rPr>
+              <w:fldChar w:fldCharType="separate"/>
+            </w:r>
+            <w:r>
+              <w:rPr>
+                <w:noProof/>
+                <w:webHidden/>
+              </w:rPr>
+              <w:t>14</w:t>
+            </w:r>
+            <w:r>
+              <w:rPr>
+                <w:noProof/>
+                <w:webHidden/>
+              </w:rPr>
+              <w:fldChar w:fldCharType="end"/>
+            </w:r>
+          </w:hyperlink>
+        </w:p>
+        <w:p>
+          <w:pPr>
+            <w:pStyle w:val="TOC2"/>
+            <w:tabs>
+              <w:tab w:val="right" w:leader="dot" w:pos="9349"/>
+            </w:tabs>
+            <w:ind w:left="1350"/>
+            <w:rPr>
+              <w:rFonts w:asciiTheme="minorHAnsi" w:eastAsiaTheme="minorEastAsia" w:hAnsiTheme="minorHAnsi" w:cstheme="minorBidi"/>
+              <w:noProof/>
+              <w:kern w:val="2"/>
+              <w:sz w:val="24"/>
+              <w:szCs w:val="24"/>
+              <w:lang w:val="en-US"/>
+              <w14:ligatures w14:val="standardContextual"/>
+            </w:rPr>
+          </w:pPr>
+          <w:hyperlink w:anchor="_Toc243935366" w:history="1">
+            <w:r>
+              <w:rPr>
+                <w:rStyle w:val="Hyperlink"/>
+                <w:noProof/>
+              </w:rPr>
+              <w:t>2.3.2. Lề mềm và Kỹ thuật hạt nhân (Kernel Trick)</w:t>
+            </w:r>
+            <w:r>
+              <w:rPr>
+                <w:noProof/>
+                <w:webHidden/>
+              </w:rPr>
+              <w:tab/>
+            </w:r>
+            <w:r>
+              <w:rPr>
+                <w:noProof/>
+                <w:webHidden/>
+              </w:rPr>
+              <w:fldChar w:fldCharType="begin"/>
+            </w:r>
+            <w:r>
+              <w:rPr>
+                <w:noProof/>
+                <w:webHidden/>
+              </w:rPr>
+              <w:instrText xml:space="preserve"> PAGEREF _Toc243935366 \h </w:instrText>
             </w:r>
             <w:r>
               <w:rPr>
@@ -3417,7 +3725,7 @@
               <w14:ligatures w14:val="standardContextual"/>
             </w:rPr>
           </w:pPr>
-          <w:hyperlink w:anchor="_Toc243770577" w:history="1">
+          <w:hyperlink w:anchor="_Toc243935367" w:history="1">
             <w:r>
               <w:rPr>
                 <w:rStyle w:val="Hyperlink"/>
@@ -3444,7 +3752,7 @@
                 <w:noProof/>
                 <w:webHidden/>
               </w:rPr>
-              <w:instrText xml:space="preserve"> PAGEREF _Toc243770577 \h </w:instrText>
+              <w:instrText xml:space="preserve"> PAGEREF _Toc243935367 \h </w:instrText>
             </w:r>
             <w:r>
               <w:rPr>
@@ -3465,6 +3773,156 @@
                 <w:webHidden/>
               </w:rPr>
               <w:t>14</w:t>
+            </w:r>
+            <w:r>
+              <w:rPr>
+                <w:noProof/>
+                <w:webHidden/>
+              </w:rPr>
+              <w:fldChar w:fldCharType="end"/>
+            </w:r>
+          </w:hyperlink>
+        </w:p>
+        <w:p>
+          <w:pPr>
+            <w:pStyle w:val="TOC2"/>
+            <w:tabs>
+              <w:tab w:val="right" w:leader="dot" w:pos="9349"/>
+            </w:tabs>
+            <w:ind w:left="1350"/>
+            <w:rPr>
+              <w:rFonts w:asciiTheme="minorHAnsi" w:eastAsiaTheme="minorEastAsia" w:hAnsiTheme="minorHAnsi" w:cstheme="minorBidi"/>
+              <w:noProof/>
+              <w:kern w:val="2"/>
+              <w:sz w:val="24"/>
+              <w:szCs w:val="24"/>
+              <w:lang w:val="en-US"/>
+              <w14:ligatures w14:val="standardContextual"/>
+            </w:rPr>
+          </w:pPr>
+          <w:hyperlink w:anchor="_Toc243935368" w:history="1">
+            <w:r>
+              <w:rPr>
+                <w:rStyle w:val="Hyperlink"/>
+                <w:noProof/>
+              </w:rPr>
+              <w:t>2.4.1. Cây quyết định (Decision Tree)</w:t>
+            </w:r>
+            <w:r>
+              <w:rPr>
+                <w:noProof/>
+                <w:webHidden/>
+              </w:rPr>
+              <w:tab/>
+            </w:r>
+            <w:r>
+              <w:rPr>
+                <w:noProof/>
+                <w:webHidden/>
+              </w:rPr>
+              <w:fldChar w:fldCharType="begin"/>
+            </w:r>
+            <w:r>
+              <w:rPr>
+                <w:noProof/>
+                <w:webHidden/>
+              </w:rPr>
+              <w:instrText xml:space="preserve"> PAGEREF _Toc243935368 \h </w:instrText>
+            </w:r>
+            <w:r>
+              <w:rPr>
+                <w:noProof/>
+                <w:webHidden/>
+              </w:rPr>
+            </w:r>
+            <w:r>
+              <w:rPr>
+                <w:noProof/>
+                <w:webHidden/>
+              </w:rPr>
+              <w:fldChar w:fldCharType="separate"/>
+            </w:r>
+            <w:r>
+              <w:rPr>
+                <w:noProof/>
+                <w:webHidden/>
+              </w:rPr>
+              <w:t>14</w:t>
+            </w:r>
+            <w:r>
+              <w:rPr>
+                <w:noProof/>
+                <w:webHidden/>
+              </w:rPr>
+              <w:fldChar w:fldCharType="end"/>
+            </w:r>
+          </w:hyperlink>
+        </w:p>
+        <w:p>
+          <w:pPr>
+            <w:pStyle w:val="TOC2"/>
+            <w:tabs>
+              <w:tab w:val="right" w:leader="dot" w:pos="9349"/>
+            </w:tabs>
+            <w:ind w:left="1350"/>
+            <w:rPr>
+              <w:rFonts w:asciiTheme="minorHAnsi" w:eastAsiaTheme="minorEastAsia" w:hAnsiTheme="minorHAnsi" w:cstheme="minorBidi"/>
+              <w:noProof/>
+              <w:kern w:val="2"/>
+              <w:sz w:val="24"/>
+              <w:szCs w:val="24"/>
+              <w:lang w:val="en-US"/>
+              <w14:ligatures w14:val="standardContextual"/>
+            </w:rPr>
+          </w:pPr>
+          <w:hyperlink w:anchor="_Toc243935369" w:history="1">
+            <w:r>
+              <w:rPr>
+                <w:rStyle w:val="Hyperlink"/>
+                <w:noProof/>
+              </w:rPr>
+              <w:t>2.4.2. Rừng ngẫu nhiên (Random Forest Classifier)</w:t>
+            </w:r>
+            <w:r>
+              <w:rPr>
+                <w:noProof/>
+                <w:webHidden/>
+              </w:rPr>
+              <w:tab/>
+            </w:r>
+            <w:r>
+              <w:rPr>
+                <w:noProof/>
+                <w:webHidden/>
+              </w:rPr>
+              <w:fldChar w:fldCharType="begin"/>
+            </w:r>
+            <w:r>
+              <w:rPr>
+                <w:noProof/>
+                <w:webHidden/>
+              </w:rPr>
+              <w:instrText xml:space="preserve"> PAGEREF _Toc243935369 \h </w:instrText>
+            </w:r>
+            <w:r>
+              <w:rPr>
+                <w:noProof/>
+                <w:webHidden/>
+              </w:rPr>
+            </w:r>
+            <w:r>
+              <w:rPr>
+                <w:noProof/>
+                <w:webHidden/>
+              </w:rPr>
+              <w:fldChar w:fldCharType="separate"/>
+            </w:r>
+            <w:r>
+              <w:rPr>
+                <w:noProof/>
+                <w:webHidden/>
+              </w:rPr>
+              <w:t>15</w:t>
             </w:r>
             <w:r>
               <w:rPr>
@@ -3491,7 +3949,7 @@
               <w14:ligatures w14:val="standardContextual"/>
             </w:rPr>
           </w:pPr>
-          <w:hyperlink w:anchor="_Toc243770578" w:history="1">
+          <w:hyperlink w:anchor="_Toc243935370" w:history="1">
             <w:r>
               <w:rPr>
                 <w:rStyle w:val="Hyperlink"/>
@@ -3518,7 +3976,7 @@
                 <w:noProof/>
                 <w:webHidden/>
               </w:rPr>
-              <w:instrText xml:space="preserve"> PAGEREF _Toc243770578 \h </w:instrText>
+              <w:instrText xml:space="preserve"> PAGEREF _Toc243935370 \h </w:instrText>
             </w:r>
             <w:r>
               <w:rPr>
@@ -3565,7 +4023,7 @@
               <w14:ligatures w14:val="standardContextual"/>
             </w:rPr>
           </w:pPr>
-          <w:hyperlink w:anchor="_Toc243770579" w:history="1">
+          <w:hyperlink w:anchor="_Toc243935371" w:history="1">
             <w:r>
               <w:rPr>
                 <w:rStyle w:val="Hyperlink"/>
@@ -3592,7 +4050,7 @@
                 <w:noProof/>
                 <w:webHidden/>
               </w:rPr>
-              <w:instrText xml:space="preserve"> PAGEREF _Toc243770579 \h </w:instrText>
+              <w:instrText xml:space="preserve"> PAGEREF _Toc243935371 \h </w:instrText>
             </w:r>
             <w:r>
               <w:rPr>
@@ -3639,7 +4097,7 @@
               <w14:ligatures w14:val="standardContextual"/>
             </w:rPr>
           </w:pPr>
-          <w:hyperlink w:anchor="_Toc243770580" w:history="1">
+          <w:hyperlink w:anchor="_Toc243935372" w:history="1">
             <w:r>
               <w:rPr>
                 <w:rStyle w:val="Hyperlink"/>
@@ -3666,7 +4124,7 @@
                 <w:noProof/>
                 <w:webHidden/>
               </w:rPr>
-              <w:instrText xml:space="preserve"> PAGEREF _Toc243770580 \h </w:instrText>
+              <w:instrText xml:space="preserve"> PAGEREF _Toc243935372 \h </w:instrText>
             </w:r>
             <w:r>
               <w:rPr>
@@ -3714,7 +4172,7 @@
               <w14:ligatures w14:val="standardContextual"/>
             </w:rPr>
           </w:pPr>
-          <w:hyperlink w:anchor="_Toc243770581" w:history="1">
+          <w:hyperlink w:anchor="_Toc243935373" w:history="1">
             <w:r>
               <w:rPr>
                 <w:rStyle w:val="Hyperlink"/>
@@ -3760,7 +4218,7 @@
                 <w:noProof/>
                 <w:webHidden/>
               </w:rPr>
-              <w:instrText xml:space="preserve"> PAGEREF _Toc243770581 \h </w:instrText>
+              <w:instrText xml:space="preserve"> PAGEREF _Toc243935373 \h </w:instrText>
             </w:r>
             <w:r>
               <w:rPr>
@@ -3807,7 +4265,7 @@
               <w14:ligatures w14:val="standardContextual"/>
             </w:rPr>
           </w:pPr>
-          <w:hyperlink w:anchor="_Toc243770582" w:history="1">
+          <w:hyperlink w:anchor="_Toc243935374" w:history="1">
             <w:r>
               <w:rPr>
                 <w:rStyle w:val="Hyperlink"/>
@@ -3834,7 +4292,7 @@
                 <w:noProof/>
                 <w:webHidden/>
               </w:rPr>
-              <w:instrText xml:space="preserve"> PAGEREF _Toc243770582 \h </w:instrText>
+              <w:instrText xml:space="preserve"> PAGEREF _Toc243935374 \h </w:instrText>
             </w:r>
             <w:r>
               <w:rPr>
@@ -3881,7 +4339,7 @@
               <w14:ligatures w14:val="standardContextual"/>
             </w:rPr>
           </w:pPr>
-          <w:hyperlink w:anchor="_Toc243770583" w:history="1">
+          <w:hyperlink w:anchor="_Toc243935375" w:history="1">
             <w:r>
               <w:rPr>
                 <w:rStyle w:val="Hyperlink"/>
@@ -3908,7 +4366,7 @@
                 <w:noProof/>
                 <w:webHidden/>
               </w:rPr>
-              <w:instrText xml:space="preserve"> PAGEREF _Toc243770583 \h </w:instrText>
+              <w:instrText xml:space="preserve"> PAGEREF _Toc243935375 \h </w:instrText>
             </w:r>
             <w:r>
               <w:rPr>
@@ -3941,10 +4399,11 @@
         </w:p>
         <w:p>
           <w:pPr>
-            <w:pStyle w:val="TOC3"/>
+            <w:pStyle w:val="TOC2"/>
             <w:tabs>
               <w:tab w:val="right" w:leader="dot" w:pos="9349"/>
             </w:tabs>
+            <w:ind w:left="1350"/>
             <w:rPr>
               <w:rFonts w:asciiTheme="minorHAnsi" w:eastAsiaTheme="minorEastAsia" w:hAnsiTheme="minorHAnsi" w:cstheme="minorBidi"/>
               <w:noProof/>
@@ -3955,7 +4414,7 @@
               <w14:ligatures w14:val="standardContextual"/>
             </w:rPr>
           </w:pPr>
-          <w:hyperlink w:anchor="_Toc243770584" w:history="1">
+          <w:hyperlink w:anchor="_Toc243935376" w:history="1">
             <w:r>
               <w:rPr>
                 <w:rStyle w:val="Hyperlink"/>
@@ -3982,7 +4441,7 @@
                 <w:noProof/>
                 <w:webHidden/>
               </w:rPr>
-              <w:instrText xml:space="preserve"> PAGEREF _Toc243770584 \h </w:instrText>
+              <w:instrText xml:space="preserve"> PAGEREF _Toc243935376 \h </w:instrText>
             </w:r>
             <w:r>
               <w:rPr>
@@ -4015,10 +4474,11 @@
         </w:p>
         <w:p>
           <w:pPr>
-            <w:pStyle w:val="TOC3"/>
+            <w:pStyle w:val="TOC2"/>
             <w:tabs>
               <w:tab w:val="right" w:leader="dot" w:pos="9349"/>
             </w:tabs>
+            <w:ind w:left="1350"/>
             <w:rPr>
               <w:rFonts w:asciiTheme="minorHAnsi" w:eastAsiaTheme="minorEastAsia" w:hAnsiTheme="minorHAnsi" w:cstheme="minorBidi"/>
               <w:noProof/>
@@ -4029,7 +4489,7 @@
               <w14:ligatures w14:val="standardContextual"/>
             </w:rPr>
           </w:pPr>
-          <w:hyperlink w:anchor="_Toc243770585" w:history="1">
+          <w:hyperlink w:anchor="_Toc243935377" w:history="1">
             <w:r>
               <w:rPr>
                 <w:rStyle w:val="Hyperlink"/>
@@ -4056,7 +4516,7 @@
                 <w:noProof/>
                 <w:webHidden/>
               </w:rPr>
-              <w:instrText xml:space="preserve"> PAGEREF _Toc243770585 \h </w:instrText>
+              <w:instrText xml:space="preserve"> PAGEREF _Toc243935377 \h </w:instrText>
             </w:r>
             <w:r>
               <w:rPr>
@@ -4089,10 +4549,11 @@
         </w:p>
         <w:p>
           <w:pPr>
-            <w:pStyle w:val="TOC3"/>
+            <w:pStyle w:val="TOC2"/>
             <w:tabs>
               <w:tab w:val="right" w:leader="dot" w:pos="9349"/>
             </w:tabs>
+            <w:ind w:left="1350"/>
             <w:rPr>
               <w:rFonts w:asciiTheme="minorHAnsi" w:eastAsiaTheme="minorEastAsia" w:hAnsiTheme="minorHAnsi" w:cstheme="minorBidi"/>
               <w:noProof/>
@@ -4103,7 +4564,7 @@
               <w14:ligatures w14:val="standardContextual"/>
             </w:rPr>
           </w:pPr>
-          <w:hyperlink w:anchor="_Toc243770586" w:history="1">
+          <w:hyperlink w:anchor="_Toc243935378" w:history="1">
             <w:r>
               <w:rPr>
                 <w:rStyle w:val="Hyperlink"/>
@@ -4130,7 +4591,7 @@
                 <w:noProof/>
                 <w:webHidden/>
               </w:rPr>
-              <w:instrText xml:space="preserve"> PAGEREF _Toc243770586 \h </w:instrText>
+              <w:instrText xml:space="preserve"> PAGEREF _Toc243935378 \h </w:instrText>
             </w:r>
             <w:r>
               <w:rPr>
@@ -4177,7 +4638,7 @@
               <w14:ligatures w14:val="standardContextual"/>
             </w:rPr>
           </w:pPr>
-          <w:hyperlink w:anchor="_Toc243770587" w:history="1">
+          <w:hyperlink w:anchor="_Toc243935379" w:history="1">
             <w:r>
               <w:rPr>
                 <w:rStyle w:val="Hyperlink"/>
@@ -4204,7 +4665,7 @@
                 <w:noProof/>
                 <w:webHidden/>
               </w:rPr>
-              <w:instrText xml:space="preserve"> PAGEREF _Toc243770587 \h </w:instrText>
+              <w:instrText xml:space="preserve"> PAGEREF _Toc243935379 \h </w:instrText>
             </w:r>
             <w:r>
               <w:rPr>
@@ -4237,10 +4698,11 @@
         </w:p>
         <w:p>
           <w:pPr>
-            <w:pStyle w:val="TOC3"/>
+            <w:pStyle w:val="TOC2"/>
             <w:tabs>
               <w:tab w:val="right" w:leader="dot" w:pos="9349"/>
             </w:tabs>
+            <w:ind w:left="1350"/>
             <w:rPr>
               <w:rFonts w:asciiTheme="minorHAnsi" w:eastAsiaTheme="minorEastAsia" w:hAnsiTheme="minorHAnsi" w:cstheme="minorBidi"/>
               <w:noProof/>
@@ -4251,7 +4713,7 @@
               <w14:ligatures w14:val="standardContextual"/>
             </w:rPr>
           </w:pPr>
-          <w:hyperlink w:anchor="_Toc243770588" w:history="1">
+          <w:hyperlink w:anchor="_Toc243935380" w:history="1">
             <w:r>
               <w:rPr>
                 <w:rStyle w:val="Hyperlink"/>
@@ -4278,7 +4740,7 @@
                 <w:noProof/>
                 <w:webHidden/>
               </w:rPr>
-              <w:instrText xml:space="preserve"> PAGEREF _Toc243770588 \h </w:instrText>
+              <w:instrText xml:space="preserve"> PAGEREF _Toc243935380 \h </w:instrText>
             </w:r>
             <w:r>
               <w:rPr>
@@ -4311,10 +4773,11 @@
         </w:p>
         <w:p>
           <w:pPr>
-            <w:pStyle w:val="TOC3"/>
+            <w:pStyle w:val="TOC2"/>
             <w:tabs>
               <w:tab w:val="right" w:leader="dot" w:pos="9349"/>
             </w:tabs>
+            <w:ind w:left="1350"/>
             <w:rPr>
               <w:rFonts w:asciiTheme="minorHAnsi" w:eastAsiaTheme="minorEastAsia" w:hAnsiTheme="minorHAnsi" w:cstheme="minorBidi"/>
               <w:noProof/>
@@ -4325,7 +4788,7 @@
               <w14:ligatures w14:val="standardContextual"/>
             </w:rPr>
           </w:pPr>
-          <w:hyperlink w:anchor="_Toc243770589" w:history="1">
+          <w:hyperlink w:anchor="_Toc243935381" w:history="1">
             <w:r>
               <w:rPr>
                 <w:rStyle w:val="Hyperlink"/>
@@ -4352,7 +4815,7 @@
                 <w:noProof/>
                 <w:webHidden/>
               </w:rPr>
-              <w:instrText xml:space="preserve"> PAGEREF _Toc243770589 \h </w:instrText>
+              <w:instrText xml:space="preserve"> PAGEREF _Toc243935381 \h </w:instrText>
             </w:r>
             <w:r>
               <w:rPr>
@@ -4385,10 +4848,11 @@
         </w:p>
         <w:p>
           <w:pPr>
-            <w:pStyle w:val="TOC3"/>
+            <w:pStyle w:val="TOC2"/>
             <w:tabs>
               <w:tab w:val="right" w:leader="dot" w:pos="9349"/>
             </w:tabs>
+            <w:ind w:left="1350"/>
             <w:rPr>
               <w:rFonts w:asciiTheme="minorHAnsi" w:eastAsiaTheme="minorEastAsia" w:hAnsiTheme="minorHAnsi" w:cstheme="minorBidi"/>
               <w:noProof/>
@@ -4399,7 +4863,7 @@
               <w14:ligatures w14:val="standardContextual"/>
             </w:rPr>
           </w:pPr>
-          <w:hyperlink w:anchor="_Toc243770590" w:history="1">
+          <w:hyperlink w:anchor="_Toc243935382" w:history="1">
             <w:r>
               <w:rPr>
                 <w:rStyle w:val="Hyperlink"/>
@@ -4426,7 +4890,7 @@
                 <w:noProof/>
                 <w:webHidden/>
               </w:rPr>
-              <w:instrText xml:space="preserve"> PAGEREF _Toc243770590 \h </w:instrText>
+              <w:instrText xml:space="preserve"> PAGEREF _Toc243935382 \h </w:instrText>
             </w:r>
             <w:r>
               <w:rPr>
@@ -4459,10 +4923,11 @@
         </w:p>
         <w:p>
           <w:pPr>
-            <w:pStyle w:val="TOC3"/>
+            <w:pStyle w:val="TOC2"/>
             <w:tabs>
               <w:tab w:val="right" w:leader="dot" w:pos="9349"/>
             </w:tabs>
+            <w:ind w:left="1350"/>
             <w:rPr>
               <w:rFonts w:asciiTheme="minorHAnsi" w:eastAsiaTheme="minorEastAsia" w:hAnsiTheme="minorHAnsi" w:cstheme="minorBidi"/>
               <w:noProof/>
@@ -4473,7 +4938,7 @@
               <w14:ligatures w14:val="standardContextual"/>
             </w:rPr>
           </w:pPr>
-          <w:hyperlink w:anchor="_Toc243770591" w:history="1">
+          <w:hyperlink w:anchor="_Toc243935383" w:history="1">
             <w:r>
               <w:rPr>
                 <w:rStyle w:val="Hyperlink"/>
@@ -4500,7 +4965,7 @@
                 <w:noProof/>
                 <w:webHidden/>
               </w:rPr>
-              <w:instrText xml:space="preserve"> PAGEREF _Toc243770591 \h </w:instrText>
+              <w:instrText xml:space="preserve"> PAGEREF _Toc243935383 \h </w:instrText>
             </w:r>
             <w:r>
               <w:rPr>
@@ -4533,10 +4998,11 @@
         </w:p>
         <w:p>
           <w:pPr>
-            <w:pStyle w:val="TOC3"/>
+            <w:pStyle w:val="TOC2"/>
             <w:tabs>
               <w:tab w:val="right" w:leader="dot" w:pos="9349"/>
             </w:tabs>
+            <w:ind w:left="1350"/>
             <w:rPr>
               <w:rFonts w:asciiTheme="minorHAnsi" w:eastAsiaTheme="minorEastAsia" w:hAnsiTheme="minorHAnsi" w:cstheme="minorBidi"/>
               <w:noProof/>
@@ -4547,7 +5013,7 @@
               <w14:ligatures w14:val="standardContextual"/>
             </w:rPr>
           </w:pPr>
-          <w:hyperlink w:anchor="_Toc243770592" w:history="1">
+          <w:hyperlink w:anchor="_Toc243935384" w:history="1">
             <w:r>
               <w:rPr>
                 <w:rStyle w:val="Hyperlink"/>
@@ -4574,7 +5040,7 @@
                 <w:noProof/>
                 <w:webHidden/>
               </w:rPr>
-              <w:instrText xml:space="preserve"> PAGEREF _Toc243770592 \h </w:instrText>
+              <w:instrText xml:space="preserve"> PAGEREF _Toc243935384 \h </w:instrText>
             </w:r>
             <w:r>
               <w:rPr>
@@ -4621,7 +5087,7 @@
               <w14:ligatures w14:val="standardContextual"/>
             </w:rPr>
           </w:pPr>
-          <w:hyperlink w:anchor="_Toc243770593" w:history="1">
+          <w:hyperlink w:anchor="_Toc243935385" w:history="1">
             <w:r>
               <w:rPr>
                 <w:rStyle w:val="Hyperlink"/>
@@ -4648,7 +5114,7 @@
                 <w:noProof/>
                 <w:webHidden/>
               </w:rPr>
-              <w:instrText xml:space="preserve"> PAGEREF _Toc243770593 \h </w:instrText>
+              <w:instrText xml:space="preserve"> PAGEREF _Toc243935385 \h </w:instrText>
             </w:r>
             <w:r>
               <w:rPr>
@@ -4669,80 +5135,6 @@
                 <w:webHidden/>
               </w:rPr>
               <w:t>25</w:t>
-            </w:r>
-            <w:r>
-              <w:rPr>
-                <w:noProof/>
-                <w:webHidden/>
-              </w:rPr>
-              <w:fldChar w:fldCharType="end"/>
-            </w:r>
-          </w:hyperlink>
-        </w:p>
-        <w:p>
-          <w:pPr>
-            <w:pStyle w:val="TOC3"/>
-            <w:tabs>
-              <w:tab w:val="right" w:leader="dot" w:pos="9349"/>
-            </w:tabs>
-            <w:rPr>
-              <w:rFonts w:asciiTheme="minorHAnsi" w:eastAsiaTheme="minorEastAsia" w:hAnsiTheme="minorHAnsi" w:cstheme="minorBidi"/>
-              <w:noProof/>
-              <w:kern w:val="2"/>
-              <w:sz w:val="24"/>
-              <w:szCs w:val="24"/>
-              <w:lang w:val="en-US"/>
-              <w14:ligatures w14:val="standardContextual"/>
-            </w:rPr>
-          </w:pPr>
-          <w:hyperlink w:anchor="_Toc243770594" w:history="1">
-            <w:r>
-              <w:rPr>
-                <w:rStyle w:val="Hyperlink"/>
-                <w:noProof/>
-              </w:rPr>
-              <w:t>3.4.1. Xử lý mất cân bằng phân lớp bằng SMOTE</w:t>
-            </w:r>
-            <w:r>
-              <w:rPr>
-                <w:noProof/>
-                <w:webHidden/>
-              </w:rPr>
-              <w:tab/>
-            </w:r>
-            <w:r>
-              <w:rPr>
-                <w:noProof/>
-                <w:webHidden/>
-              </w:rPr>
-              <w:fldChar w:fldCharType="begin"/>
-            </w:r>
-            <w:r>
-              <w:rPr>
-                <w:noProof/>
-                <w:webHidden/>
-              </w:rPr>
-              <w:instrText xml:space="preserve"> PAGEREF _Toc243770594 \h </w:instrText>
-            </w:r>
-            <w:r>
-              <w:rPr>
-                <w:noProof/>
-                <w:webHidden/>
-              </w:rPr>
-            </w:r>
-            <w:r>
-              <w:rPr>
-                <w:noProof/>
-                <w:webHidden/>
-              </w:rPr>
-              <w:fldChar w:fldCharType="separate"/>
-            </w:r>
-            <w:r>
-              <w:rPr>
-                <w:noProof/>
-                <w:webHidden/>
-              </w:rPr>
-              <w:t>26</w:t>
             </w:r>
             <w:r>
               <w:rPr>
@@ -4769,7 +5161,7 @@
               <w14:ligatures w14:val="standardContextual"/>
             </w:rPr>
           </w:pPr>
-          <w:hyperlink w:anchor="_Toc243770595" w:history="1">
+          <w:hyperlink w:anchor="_Toc243935387" w:history="1">
             <w:r>
               <w:rPr>
                 <w:rStyle w:val="Hyperlink"/>
@@ -4796,7 +5188,7 @@
                 <w:noProof/>
                 <w:webHidden/>
               </w:rPr>
-              <w:instrText xml:space="preserve"> PAGEREF _Toc243770595 \h </w:instrText>
+              <w:instrText xml:space="preserve"> PAGEREF _Toc243935387 \h </w:instrText>
             </w:r>
             <w:r>
               <w:rPr>
@@ -4829,10 +5221,11 @@
         </w:p>
         <w:p>
           <w:pPr>
-            <w:pStyle w:val="TOC3"/>
+            <w:pStyle w:val="TOC2"/>
             <w:tabs>
               <w:tab w:val="right" w:leader="dot" w:pos="9349"/>
             </w:tabs>
+            <w:ind w:left="1350"/>
             <w:rPr>
               <w:rFonts w:asciiTheme="minorHAnsi" w:eastAsiaTheme="minorEastAsia" w:hAnsiTheme="minorHAnsi" w:cstheme="minorBidi"/>
               <w:noProof/>
@@ -4843,7 +5236,7 @@
               <w14:ligatures w14:val="standardContextual"/>
             </w:rPr>
           </w:pPr>
-          <w:hyperlink w:anchor="_Toc243770596" w:history="1">
+          <w:hyperlink w:anchor="_Toc243935388" w:history="1">
             <w:r>
               <w:rPr>
                 <w:rStyle w:val="Hyperlink"/>
@@ -4870,7 +5263,7 @@
                 <w:noProof/>
                 <w:webHidden/>
               </w:rPr>
-              <w:instrText xml:space="preserve"> PAGEREF _Toc243770596 \h </w:instrText>
+              <w:instrText xml:space="preserve"> PAGEREF _Toc243935388 \h </w:instrText>
             </w:r>
             <w:r>
               <w:rPr>
@@ -4903,10 +5296,11 @@
         </w:p>
         <w:p>
           <w:pPr>
-            <w:pStyle w:val="TOC3"/>
+            <w:pStyle w:val="TOC2"/>
             <w:tabs>
               <w:tab w:val="right" w:leader="dot" w:pos="9349"/>
             </w:tabs>
+            <w:ind w:left="1350"/>
             <w:rPr>
               <w:rFonts w:asciiTheme="minorHAnsi" w:eastAsiaTheme="minorEastAsia" w:hAnsiTheme="minorHAnsi" w:cstheme="minorBidi"/>
               <w:noProof/>
@@ -4917,7 +5311,7 @@
               <w14:ligatures w14:val="standardContextual"/>
             </w:rPr>
           </w:pPr>
-          <w:hyperlink w:anchor="_Toc243770597" w:history="1">
+          <w:hyperlink w:anchor="_Toc243935389" w:history="1">
             <w:r>
               <w:rPr>
                 <w:rStyle w:val="Hyperlink"/>
@@ -4944,7 +5338,7 @@
                 <w:noProof/>
                 <w:webHidden/>
               </w:rPr>
-              <w:instrText xml:space="preserve"> PAGEREF _Toc243770597 \h </w:instrText>
+              <w:instrText xml:space="preserve"> PAGEREF _Toc243935389 \h </w:instrText>
             </w:r>
             <w:r>
               <w:rPr>
@@ -4977,10 +5371,11 @@
         </w:p>
         <w:p>
           <w:pPr>
-            <w:pStyle w:val="TOC3"/>
+            <w:pStyle w:val="TOC2"/>
             <w:tabs>
               <w:tab w:val="right" w:leader="dot" w:pos="9349"/>
             </w:tabs>
+            <w:ind w:left="1350"/>
             <w:rPr>
               <w:rFonts w:asciiTheme="minorHAnsi" w:eastAsiaTheme="minorEastAsia" w:hAnsiTheme="minorHAnsi" w:cstheme="minorBidi"/>
               <w:noProof/>
@@ -4991,7 +5386,7 @@
               <w14:ligatures w14:val="standardContextual"/>
             </w:rPr>
           </w:pPr>
-          <w:hyperlink w:anchor="_Toc243770598" w:history="1">
+          <w:hyperlink w:anchor="_Toc243935390" w:history="1">
             <w:r>
               <w:rPr>
                 <w:rStyle w:val="Hyperlink"/>
@@ -5018,7 +5413,7 @@
                 <w:noProof/>
                 <w:webHidden/>
               </w:rPr>
-              <w:instrText xml:space="preserve"> PAGEREF _Toc243770598 \h </w:instrText>
+              <w:instrText xml:space="preserve"> PAGEREF _Toc243935390 \h </w:instrText>
             </w:r>
             <w:r>
               <w:rPr>
@@ -5051,10 +5446,11 @@
         </w:p>
         <w:p>
           <w:pPr>
-            <w:pStyle w:val="TOC3"/>
+            <w:pStyle w:val="TOC2"/>
             <w:tabs>
               <w:tab w:val="right" w:leader="dot" w:pos="9349"/>
             </w:tabs>
+            <w:ind w:left="1350"/>
             <w:rPr>
               <w:rFonts w:asciiTheme="minorHAnsi" w:eastAsiaTheme="minorEastAsia" w:hAnsiTheme="minorHAnsi" w:cstheme="minorBidi"/>
               <w:noProof/>
@@ -5065,7 +5461,7 @@
               <w14:ligatures w14:val="standardContextual"/>
             </w:rPr>
           </w:pPr>
-          <w:hyperlink w:anchor="_Toc243770599" w:history="1">
+          <w:hyperlink w:anchor="_Toc243935391" w:history="1">
             <w:r>
               <w:rPr>
                 <w:rStyle w:val="Hyperlink"/>
@@ -5092,7 +5488,7 @@
                 <w:noProof/>
                 <w:webHidden/>
               </w:rPr>
-              <w:instrText xml:space="preserve"> PAGEREF _Toc243770599 \h </w:instrText>
+              <w:instrText xml:space="preserve"> PAGEREF _Toc243935391 \h </w:instrText>
             </w:r>
             <w:r>
               <w:rPr>
@@ -5125,10 +5521,11 @@
         </w:p>
         <w:p>
           <w:pPr>
-            <w:pStyle w:val="TOC3"/>
+            <w:pStyle w:val="TOC2"/>
             <w:tabs>
               <w:tab w:val="right" w:leader="dot" w:pos="9349"/>
             </w:tabs>
+            <w:ind w:left="1350"/>
             <w:rPr>
               <w:rFonts w:asciiTheme="minorHAnsi" w:eastAsiaTheme="minorEastAsia" w:hAnsiTheme="minorHAnsi" w:cstheme="minorBidi"/>
               <w:noProof/>
@@ -5139,7 +5536,7 @@
               <w14:ligatures w14:val="standardContextual"/>
             </w:rPr>
           </w:pPr>
-          <w:hyperlink w:anchor="_Toc243770600" w:history="1">
+          <w:hyperlink w:anchor="_Toc243935392" w:history="1">
             <w:r>
               <w:rPr>
                 <w:rStyle w:val="Hyperlink"/>
@@ -5166,7 +5563,7 @@
                 <w:noProof/>
                 <w:webHidden/>
               </w:rPr>
-              <w:instrText xml:space="preserve"> PAGEREF _Toc243770600 \h </w:instrText>
+              <w:instrText xml:space="preserve"> PAGEREF _Toc243935392 \h </w:instrText>
             </w:r>
             <w:r>
               <w:rPr>
@@ -5199,10 +5596,11 @@
         </w:p>
         <w:p>
           <w:pPr>
-            <w:pStyle w:val="TOC3"/>
+            <w:pStyle w:val="TOC2"/>
             <w:tabs>
               <w:tab w:val="right" w:leader="dot" w:pos="9349"/>
             </w:tabs>
+            <w:ind w:left="1350"/>
             <w:rPr>
               <w:rFonts w:asciiTheme="minorHAnsi" w:eastAsiaTheme="minorEastAsia" w:hAnsiTheme="minorHAnsi" w:cstheme="minorBidi"/>
               <w:noProof/>
@@ -5213,7 +5611,7 @@
               <w14:ligatures w14:val="standardContextual"/>
             </w:rPr>
           </w:pPr>
-          <w:hyperlink w:anchor="_Toc243770601" w:history="1">
+          <w:hyperlink w:anchor="_Toc243935393" w:history="1">
             <w:r>
               <w:rPr>
                 <w:rStyle w:val="Hyperlink"/>
@@ -5240,7 +5638,7 @@
                 <w:noProof/>
                 <w:webHidden/>
               </w:rPr>
-              <w:instrText xml:space="preserve"> PAGEREF _Toc243770601 \h </w:instrText>
+              <w:instrText xml:space="preserve"> PAGEREF _Toc243935393 \h </w:instrText>
             </w:r>
             <w:r>
               <w:rPr>
@@ -5288,7 +5686,7 @@
               <w14:ligatures w14:val="standardContextual"/>
             </w:rPr>
           </w:pPr>
-          <w:hyperlink w:anchor="_Toc243770602" w:history="1">
+          <w:hyperlink w:anchor="_Toc243935394" w:history="1">
             <w:r>
               <w:rPr>
                 <w:rStyle w:val="Hyperlink"/>
@@ -5334,7 +5732,7 @@
                 <w:noProof/>
                 <w:webHidden/>
               </w:rPr>
-              <w:instrText xml:space="preserve"> PAGEREF _Toc243770602 \h </w:instrText>
+              <w:instrText xml:space="preserve"> PAGEREF _Toc243935394 \h </w:instrText>
             </w:r>
             <w:r>
               <w:rPr>
@@ -5381,7 +5779,7 @@
               <w14:ligatures w14:val="standardContextual"/>
             </w:rPr>
           </w:pPr>
-          <w:hyperlink w:anchor="_Toc243770603" w:history="1">
+          <w:hyperlink w:anchor="_Toc243935395" w:history="1">
             <w:r>
               <w:rPr>
                 <w:rStyle w:val="Hyperlink"/>
@@ -5408,7 +5806,7 @@
                 <w:noProof/>
                 <w:webHidden/>
               </w:rPr>
-              <w:instrText xml:space="preserve"> PAGEREF _Toc243770603 \h </w:instrText>
+              <w:instrText xml:space="preserve"> PAGEREF _Toc243935395 \h </w:instrText>
             </w:r>
             <w:r>
               <w:rPr>
@@ -5455,7 +5853,7 @@
               <w14:ligatures w14:val="standardContextual"/>
             </w:rPr>
           </w:pPr>
-          <w:hyperlink w:anchor="_Toc243770604" w:history="1">
+          <w:hyperlink w:anchor="_Toc243935396" w:history="1">
             <w:r>
               <w:rPr>
                 <w:rStyle w:val="Hyperlink"/>
@@ -5482,7 +5880,7 @@
                 <w:noProof/>
                 <w:webHidden/>
               </w:rPr>
-              <w:instrText xml:space="preserve"> PAGEREF _Toc243770604 \h </w:instrText>
+              <w:instrText xml:space="preserve"> PAGEREF _Toc243935396 \h </w:instrText>
             </w:r>
             <w:r>
               <w:rPr>
@@ -5529,7 +5927,7 @@
               <w14:ligatures w14:val="standardContextual"/>
             </w:rPr>
           </w:pPr>
-          <w:hyperlink w:anchor="_Toc243770605" w:history="1">
+          <w:hyperlink w:anchor="_Toc243935397" w:history="1">
             <w:r>
               <w:rPr>
                 <w:rStyle w:val="Hyperlink"/>
@@ -5556,7 +5954,7 @@
                 <w:noProof/>
                 <w:webHidden/>
               </w:rPr>
-              <w:instrText xml:space="preserve"> PAGEREF _Toc243770605 \h </w:instrText>
+              <w:instrText xml:space="preserve"> PAGEREF _Toc243935397 \h </w:instrText>
             </w:r>
             <w:r>
               <w:rPr>
@@ -5603,7 +6001,7 @@
               <w14:ligatures w14:val="standardContextual"/>
             </w:rPr>
           </w:pPr>
-          <w:hyperlink w:anchor="_Toc243770606" w:history="1">
+          <w:hyperlink w:anchor="_Toc243935402" w:history="1">
             <w:r>
               <w:rPr>
                 <w:rStyle w:val="Hyperlink"/>
@@ -5630,7 +6028,7 @@
                 <w:noProof/>
                 <w:webHidden/>
               </w:rPr>
-              <w:instrText xml:space="preserve"> PAGEREF _Toc243770606 \h </w:instrText>
+              <w:instrText xml:space="preserve"> PAGEREF _Toc243935402 \h </w:instrText>
             </w:r>
             <w:r>
               <w:rPr>
@@ -5691,9 +6089,9 @@
         <w:spacing w:line="360" w:lineRule="auto"/>
         <w:ind w:left="127" w:right="124"/>
       </w:pPr>
-      <w:bookmarkStart w:id="0" w:name="_bookmark0"/>
-      <w:bookmarkStart w:id="1" w:name="_Toc243770566"/>
-      <w:bookmarkEnd w:id="0"/>
+      <w:bookmarkStart w:id="1" w:name="_bookmark0"/>
+      <w:bookmarkStart w:id="2" w:name="_Toc243935350"/>
+      <w:bookmarkEnd w:id="1"/>
       <w:r>
         <w:lastRenderedPageBreak/>
         <w:t>DANH</w:t>
@@ -5755,7 +6153,7 @@
         </w:rPr>
         <w:t>THỊ</w:t>
       </w:r>
-      <w:bookmarkEnd w:id="1"/>
+      <w:bookmarkEnd w:id="2"/>
     </w:p>
     <w:p>
       <w:pPr>
@@ -10360,7 +10758,7 @@
           <w:lang w:val="en-US"/>
         </w:rPr>
       </w:pPr>
-      <w:bookmarkStart w:id="2" w:name="_Toc243770567"/>
+      <w:bookmarkStart w:id="3" w:name="_Toc243935351"/>
       <w:r>
         <w:rPr>
           <w:lang w:val="en-US"/>
@@ -10368,7 +10766,7 @@
         <w:lastRenderedPageBreak/>
         <w:t>CHƯƠNG 1: GIỚI THIỆU BÀI TOÁN</w:t>
       </w:r>
-      <w:bookmarkEnd w:id="2"/>
+      <w:bookmarkEnd w:id="3"/>
     </w:p>
     <w:p>
       <w:pPr>
@@ -10382,24 +10780,25 @@
     <w:p>
       <w:pPr>
         <w:pStyle w:val="Heading2"/>
-        <w:numPr>
-          <w:ilvl w:val="1"/>
-          <w:numId w:val="11"/>
-        </w:numPr>
         <w:tabs>
           <w:tab w:val="left" w:pos="718"/>
         </w:tabs>
         <w:spacing w:before="1"/>
-        <w:ind w:left="718" w:hanging="575"/>
-      </w:pPr>
-      <w:bookmarkStart w:id="3" w:name="_Toc243770568"/>
+      </w:pPr>
+      <w:bookmarkStart w:id="4" w:name="_Toc243935352"/>
       <w:r>
         <w:rPr>
           <w:lang w:val="en-US"/>
         </w:rPr>
+        <w:t xml:space="preserve">1.1. </w:t>
+      </w:r>
+      <w:r>
+        <w:rPr>
+          <w:lang w:val="en-US"/>
+        </w:rPr>
         <w:t>Bài toán</w:t>
       </w:r>
-      <w:bookmarkEnd w:id="3"/>
+      <w:bookmarkEnd w:id="4"/>
     </w:p>
     <w:p>
       <w:pPr>
@@ -10493,21 +10892,23 @@
     <w:p>
       <w:pPr>
         <w:pStyle w:val="Heading2"/>
-        <w:numPr>
-          <w:ilvl w:val="1"/>
-          <w:numId w:val="11"/>
-        </w:numPr>
         <w:tabs>
           <w:tab w:val="left" w:pos="718"/>
         </w:tabs>
         <w:spacing w:before="204"/>
         <w:ind w:left="143" w:right="5566" w:firstLine="0"/>
       </w:pPr>
-      <w:bookmarkStart w:id="4" w:name="_Toc243770569"/>
+      <w:bookmarkStart w:id="5" w:name="_Toc243935353"/>
+      <w:r>
+        <w:rPr>
+          <w:lang w:val="en-US"/>
+        </w:rPr>
+        <w:t xml:space="preserve">1.2. </w:t>
+      </w:r>
       <w:r>
         <w:t>Trình bày dữ liệu bài toán</w:t>
       </w:r>
-      <w:bookmarkEnd w:id="4"/>
+      <w:bookmarkEnd w:id="5"/>
       <w:r>
         <w:t xml:space="preserve"> </w:t>
       </w:r>
@@ -11599,6 +12000,7 @@
         <w:autoSpaceDE/>
         <w:autoSpaceDN/>
         <w:spacing w:line="360" w:lineRule="atLeast"/>
+        <w:ind w:firstLine="503"/>
         <w:rPr>
           <w:color w:val="303030"/>
           <w:sz w:val="26"/>
@@ -11729,19 +12131,21 @@
     <w:p>
       <w:pPr>
         <w:pStyle w:val="Heading2"/>
-        <w:numPr>
-          <w:ilvl w:val="1"/>
-          <w:numId w:val="11"/>
-        </w:numPr>
         <w:tabs>
           <w:tab w:val="left" w:pos="718"/>
         </w:tabs>
         <w:spacing w:before="204"/>
         <w:ind w:left="143" w:right="5566" w:firstLine="0"/>
       </w:pPr>
-      <w:bookmarkStart w:id="5" w:name="_bookmark7"/>
-      <w:bookmarkStart w:id="6" w:name="_Toc243770570"/>
-      <w:bookmarkEnd w:id="5"/>
+      <w:bookmarkStart w:id="6" w:name="_bookmark7"/>
+      <w:bookmarkStart w:id="7" w:name="_Toc243935354"/>
+      <w:bookmarkEnd w:id="6"/>
+      <w:r>
+        <w:rPr>
+          <w:lang w:val="en-US"/>
+        </w:rPr>
+        <w:t xml:space="preserve">1.3. </w:t>
+      </w:r>
       <w:r>
         <w:t>Tiền</w:t>
       </w:r>
@@ -11766,7 +12170,7 @@
       <w:r>
         <w:t xml:space="preserve"> liệu</w:t>
       </w:r>
-      <w:bookmarkEnd w:id="6"/>
+      <w:bookmarkEnd w:id="7"/>
     </w:p>
     <w:p>
       <w:pPr>
@@ -11910,17 +12314,19 @@
     <w:p>
       <w:pPr>
         <w:pStyle w:val="Heading2"/>
-        <w:numPr>
-          <w:ilvl w:val="1"/>
-          <w:numId w:val="11"/>
-        </w:numPr>
         <w:tabs>
           <w:tab w:val="left" w:pos="718"/>
         </w:tabs>
         <w:spacing w:before="204"/>
         <w:ind w:left="143" w:right="5566" w:firstLine="0"/>
       </w:pPr>
-      <w:bookmarkStart w:id="7" w:name="_Toc243770571"/>
+      <w:bookmarkStart w:id="8" w:name="_Toc243935355"/>
+      <w:r>
+        <w:rPr>
+          <w:lang w:val="en-US"/>
+        </w:rPr>
+        <w:t xml:space="preserve">1.4. </w:t>
+      </w:r>
       <w:r>
         <w:t>Làm</w:t>
       </w:r>
@@ -11939,7 +12345,7 @@
       <w:r>
         <w:t xml:space="preserve"> liệu</w:t>
       </w:r>
-      <w:bookmarkEnd w:id="7"/>
+      <w:bookmarkEnd w:id="8"/>
     </w:p>
     <w:p>
       <w:pPr>
@@ -12148,19 +12554,21 @@
     <w:p>
       <w:pPr>
         <w:pStyle w:val="Heading2"/>
-        <w:numPr>
-          <w:ilvl w:val="1"/>
-          <w:numId w:val="11"/>
-        </w:numPr>
         <w:tabs>
           <w:tab w:val="left" w:pos="718"/>
         </w:tabs>
         <w:spacing w:before="204"/>
         <w:ind w:left="143" w:right="5566" w:firstLine="0"/>
       </w:pPr>
-      <w:bookmarkStart w:id="8" w:name="_bookmark9"/>
-      <w:bookmarkStart w:id="9" w:name="_Toc243770572"/>
-      <w:bookmarkEnd w:id="8"/>
+      <w:bookmarkStart w:id="9" w:name="_bookmark9"/>
+      <w:bookmarkStart w:id="10" w:name="_Toc243935356"/>
+      <w:bookmarkEnd w:id="9"/>
+      <w:r>
+        <w:rPr>
+          <w:lang w:val="en-US"/>
+        </w:rPr>
+        <w:t xml:space="preserve">1.5. </w:t>
+      </w:r>
       <w:r>
         <w:t>Trực</w:t>
       </w:r>
@@ -12185,7 +12593,7 @@
       <w:r>
         <w:t xml:space="preserve"> liệu</w:t>
       </w:r>
-      <w:bookmarkEnd w:id="9"/>
+      <w:bookmarkEnd w:id="10"/>
     </w:p>
     <w:p>
       <w:pPr>
@@ -12376,7 +12784,7 @@
       <w:pPr>
         <w:pStyle w:val="Heading1"/>
       </w:pPr>
-      <w:bookmarkStart w:id="10" w:name="_Toc243770573"/>
+      <w:bookmarkStart w:id="11" w:name="_Toc243935357"/>
       <w:r>
         <w:lastRenderedPageBreak/>
         <w:t>CHƯƠNG 2:</w:t>
@@ -12385,7 +12793,7 @@
         <w:tab/>
         <w:t>CƠ SỞ LÝ THUYẾT</w:t>
       </w:r>
-      <w:bookmarkEnd w:id="10"/>
+      <w:bookmarkEnd w:id="11"/>
     </w:p>
     <w:p>
       <w:pPr>
@@ -12394,17 +12802,17 @@
           <w:lang w:val="en-US"/>
         </w:rPr>
       </w:pPr>
-      <w:bookmarkStart w:id="11" w:name="_Toc243770574"/>
     </w:p>
     <w:p>
       <w:pPr>
         <w:pStyle w:val="Heading2"/>
         <w:spacing w:before="2"/>
       </w:pPr>
+      <w:bookmarkStart w:id="12" w:name="_Toc243935358"/>
       <w:r>
         <w:t>2.1. Tổng quan về học máy và các bài toán phân loại (Classification)</w:t>
       </w:r>
-      <w:bookmarkEnd w:id="11"/>
+      <w:bookmarkEnd w:id="12"/>
     </w:p>
     <w:p>
       <w:pPr>
@@ -12504,11 +12912,11 @@
         <w:pStyle w:val="Heading2"/>
         <w:spacing w:before="204"/>
       </w:pPr>
-      <w:bookmarkStart w:id="12" w:name="_Toc243770575"/>
+      <w:bookmarkStart w:id="13" w:name="_Toc243935359"/>
       <w:r>
         <w:t>2.2. Giải thuật K-Nearest Neighbor (KNN)</w:t>
       </w:r>
-      <w:bookmarkEnd w:id="12"/>
+      <w:bookmarkEnd w:id="13"/>
     </w:p>
     <w:p>
       <w:pPr>
@@ -12526,9 +12934,11 @@
         <w:pStyle w:val="Heading2"/>
         <w:spacing w:before="204"/>
       </w:pPr>
+      <w:bookmarkStart w:id="14" w:name="_Toc243935360"/>
       <w:r>
         <w:t>2.2.1. Nguyên lý hoạt động và Giải thuật từng bước</w:t>
       </w:r>
+      <w:bookmarkEnd w:id="14"/>
     </w:p>
     <w:p>
       <w:pPr>
@@ -12621,9 +13031,11 @@
         <w:pStyle w:val="Heading2"/>
         <w:spacing w:before="204"/>
       </w:pPr>
+      <w:bookmarkStart w:id="15" w:name="_Toc243935361"/>
       <w:r>
         <w:t>2.2.2. Các công thức tính khoảng cách hình học</w:t>
       </w:r>
+      <w:bookmarkEnd w:id="15"/>
     </w:p>
     <w:p>
       <w:pPr>
@@ -12709,9 +13121,11 @@
         <w:pStyle w:val="Heading2"/>
         <w:spacing w:before="204"/>
       </w:pPr>
+      <w:bookmarkStart w:id="16" w:name="_Toc243935362"/>
       <w:r>
         <w:t>2.2.3. Phân tích tác động của tham số K</w:t>
       </w:r>
+      <w:bookmarkEnd w:id="16"/>
     </w:p>
     <w:p>
       <w:pPr>
@@ -12759,9 +13173,11 @@
         <w:pStyle w:val="Heading2"/>
         <w:spacing w:before="204"/>
       </w:pPr>
+      <w:bookmarkStart w:id="17" w:name="_Toc243935363"/>
       <w:r>
         <w:t>2.2.4. Quy trình chuẩn hóa dữ liệu với KNN</w:t>
       </w:r>
+      <w:bookmarkEnd w:id="17"/>
     </w:p>
     <w:p>
       <w:pPr>
@@ -12810,11 +13226,11 @@
         <w:pStyle w:val="Heading2"/>
         <w:spacing w:before="204"/>
       </w:pPr>
-      <w:bookmarkStart w:id="13" w:name="_Toc243770576"/>
+      <w:bookmarkStart w:id="18" w:name="_Toc243935364"/>
       <w:r>
         <w:t>2.3. Giải thuật Support Vector Machine (SVM / SVC)</w:t>
       </w:r>
-      <w:bookmarkEnd w:id="13"/>
+      <w:bookmarkEnd w:id="18"/>
     </w:p>
     <w:p>
       <w:pPr>
@@ -12832,9 +13248,11 @@
         <w:pStyle w:val="Heading2"/>
         <w:spacing w:before="204"/>
       </w:pPr>
+      <w:bookmarkStart w:id="19" w:name="_Toc243935365"/>
       <w:r>
         <w:t>2.3.1. Nguyên lý lề cực đại (Maximum Margin)</w:t>
       </w:r>
+      <w:bookmarkEnd w:id="19"/>
     </w:p>
     <w:p>
       <w:pPr>
@@ -12852,9 +13270,11 @@
         <w:pStyle w:val="Heading2"/>
         <w:spacing w:before="204"/>
       </w:pPr>
+      <w:bookmarkStart w:id="20" w:name="_Toc243935366"/>
       <w:r>
         <w:t>2.3.2. Lề mềm và Kỹ thuật hạt nhân (Kernel Trick)</w:t>
       </w:r>
+      <w:bookmarkEnd w:id="20"/>
     </w:p>
     <w:p>
       <w:pPr>
@@ -12932,20 +13352,22 @@
         <w:pStyle w:val="Heading2"/>
         <w:spacing w:before="204"/>
       </w:pPr>
-      <w:bookmarkStart w:id="14" w:name="_Toc243770577"/>
+      <w:bookmarkStart w:id="21" w:name="_Toc243935367"/>
       <w:r>
         <w:t>2.4. Giải thuật Cây quyết định và Rừng ngẫu nhiên</w:t>
       </w:r>
-      <w:bookmarkEnd w:id="14"/>
+      <w:bookmarkEnd w:id="21"/>
     </w:p>
     <w:p>
       <w:pPr>
         <w:pStyle w:val="Heading2"/>
         <w:spacing w:before="204"/>
       </w:pPr>
+      <w:bookmarkStart w:id="22" w:name="_Toc243935368"/>
       <w:r>
         <w:t>2.4.1. Cây quyết định (Decision Tree)</w:t>
       </w:r>
+      <w:bookmarkEnd w:id="22"/>
     </w:p>
     <w:p>
       <w:pPr>
@@ -12995,10 +13417,12 @@
         <w:spacing w:before="204"/>
         <w:ind w:left="864" w:hanging="720"/>
       </w:pPr>
+      <w:bookmarkStart w:id="23" w:name="_Toc243935369"/>
       <w:r>
         <w:lastRenderedPageBreak/>
         <w:t>2.4.2. Rừng ngẫu nhiên (Random Forest Classifier)</w:t>
       </w:r>
+      <w:bookmarkEnd w:id="23"/>
     </w:p>
     <w:p>
       <w:pPr>
@@ -13072,11 +13496,11 @@
         <w:pStyle w:val="Heading2"/>
         <w:spacing w:before="204"/>
       </w:pPr>
-      <w:bookmarkStart w:id="15" w:name="_Toc243770578"/>
+      <w:bookmarkStart w:id="24" w:name="_Toc243935370"/>
       <w:r>
         <w:t>2.5. Các giải thuật học máy mở rộng trong bài giảng</w:t>
       </w:r>
-      <w:bookmarkEnd w:id="15"/>
+      <w:bookmarkEnd w:id="24"/>
     </w:p>
     <w:p>
       <w:pPr>
@@ -13139,11 +13563,11 @@
         <w:pStyle w:val="Heading2"/>
         <w:spacing w:before="204"/>
       </w:pPr>
-      <w:bookmarkStart w:id="16" w:name="_Toc243770579"/>
+      <w:bookmarkStart w:id="25" w:name="_Toc243935371"/>
       <w:r>
         <w:t>2.6. Kỹ thuật cân bằng dữ liệu SMOTE</w:t>
       </w:r>
-      <w:bookmarkEnd w:id="16"/>
+      <w:bookmarkEnd w:id="25"/>
     </w:p>
     <w:p>
       <w:pPr>
@@ -13206,12 +13630,12 @@
         <w:pStyle w:val="Heading2"/>
         <w:spacing w:before="204"/>
       </w:pPr>
-      <w:bookmarkStart w:id="17" w:name="_Toc243770580"/>
+      <w:bookmarkStart w:id="26" w:name="_Toc243935372"/>
       <w:r>
         <w:lastRenderedPageBreak/>
         <w:t>2.7. Các tiêu chí đánh giá mô hình phân loại (Classification Metrics)</w:t>
       </w:r>
-      <w:bookmarkEnd w:id="17"/>
+      <w:bookmarkEnd w:id="26"/>
     </w:p>
     <w:p>
       <w:pPr>
@@ -13333,7 +13757,7 @@
       <w:pPr>
         <w:pStyle w:val="Heading1"/>
       </w:pPr>
-      <w:bookmarkStart w:id="18" w:name="_Toc243770581"/>
+      <w:bookmarkStart w:id="27" w:name="_Toc243935373"/>
       <w:r>
         <w:lastRenderedPageBreak/>
         <w:t>CHƯƠNG 3:</w:t>
@@ -13342,7 +13766,7 @@
         <w:tab/>
         <w:t>GIẢI PHÁP, CÀI ĐẶT THỰC HIỆN</w:t>
       </w:r>
-      <w:bookmarkEnd w:id="18"/>
+      <w:bookmarkEnd w:id="27"/>
     </w:p>
     <w:p>
       <w:pPr>
@@ -13354,11 +13778,11 @@
         <w:pStyle w:val="Heading2"/>
         <w:spacing w:before="2"/>
       </w:pPr>
-      <w:bookmarkStart w:id="19" w:name="_Toc243770582"/>
+      <w:bookmarkStart w:id="28" w:name="_Toc243935374"/>
       <w:r>
         <w:t>3.1. Mã nguồn tiền xử lý dữ liệu</w:t>
       </w:r>
-      <w:bookmarkEnd w:id="19"/>
+      <w:bookmarkEnd w:id="28"/>
     </w:p>
     <w:p>
       <w:pPr>
@@ -13422,7 +13846,7 @@
         <w:pStyle w:val="Caption"/>
         <w:spacing w:before="40" w:after="200"/>
       </w:pPr>
-      <w:bookmarkStart w:id="20" w:name="_Toc243770607"/>
+      <w:bookmarkStart w:id="29" w:name="_Toc243770607"/>
       <w:r>
         <w:t xml:space="preserve">Hình 3. </w:t>
       </w:r>
@@ -13447,7 +13871,7 @@
       <w:r>
         <w:t xml:space="preserve"> Mã nguồn import thư viện, load và hiển thị 5 hàng đầu dữ liệu Alzheimer</w:t>
       </w:r>
-      <w:bookmarkEnd w:id="20"/>
+      <w:bookmarkEnd w:id="29"/>
     </w:p>
     <w:p>
       <w:pPr>
@@ -13509,7 +13933,7 @@
         <w:pStyle w:val="Caption"/>
         <w:spacing w:before="40" w:after="200"/>
       </w:pPr>
-      <w:bookmarkStart w:id="21" w:name="_Toc243770608"/>
+      <w:bookmarkStart w:id="30" w:name="_Toc243770608"/>
       <w:r>
         <w:t xml:space="preserve">Hình 3. </w:t>
       </w:r>
@@ -13534,7 +13958,7 @@
       <w:r>
         <w:t xml:space="preserve"> Kết quả hiển thị 5 hàng đầu của DataFrame</w:t>
       </w:r>
-      <w:bookmarkEnd w:id="21"/>
+      <w:bookmarkEnd w:id="30"/>
     </w:p>
     <w:p>
       <w:pPr>
@@ -13598,7 +14022,7 @@
         <w:pStyle w:val="Caption"/>
         <w:spacing w:before="40" w:after="200"/>
       </w:pPr>
-      <w:bookmarkStart w:id="22" w:name="_Toc243770609"/>
+      <w:bookmarkStart w:id="31" w:name="_Toc243770609"/>
       <w:r>
         <w:t xml:space="preserve">Hình 3. </w:t>
       </w:r>
@@ -13623,7 +14047,7 @@
       <w:r>
         <w:t xml:space="preserve"> Mã nguồn xoá các cột định danh 'PatientID' và 'DoctorInCharge'</w:t>
       </w:r>
-      <w:bookmarkEnd w:id="22"/>
+      <w:bookmarkEnd w:id="31"/>
     </w:p>
     <w:p>
       <w:pPr>
@@ -13685,7 +14109,7 @@
         <w:pStyle w:val="Caption"/>
         <w:spacing w:before="40" w:after="200"/>
       </w:pPr>
-      <w:bookmarkStart w:id="23" w:name="_Toc243770610"/>
+      <w:bookmarkStart w:id="32" w:name="_Toc243770610"/>
       <w:r>
         <w:t xml:space="preserve">Hình 3. </w:t>
       </w:r>
@@ -13710,7 +14134,7 @@
       <w:r>
         <w:t xml:space="preserve"> Thông tin cấu trúc dữ liệu sau khi loại bỏ cột</w:t>
       </w:r>
-      <w:bookmarkEnd w:id="23"/>
+      <w:bookmarkEnd w:id="32"/>
     </w:p>
     <w:p>
       <w:pPr>
@@ -13718,14 +14142,14 @@
         <w:keepNext/>
         <w:spacing w:before="204" w:after="120"/>
       </w:pPr>
-      <w:bookmarkStart w:id="24" w:name="_Toc243770583"/>
+      <w:bookmarkStart w:id="33" w:name="_Toc243935375"/>
       <w:r>
         <w:rPr>
           <w:sz w:val="28"/>
         </w:rPr>
         <w:t>3.2. Mã nguồn chức năng làm sạch dữ liệu</w:t>
       </w:r>
-      <w:bookmarkEnd w:id="24"/>
+      <w:bookmarkEnd w:id="33"/>
     </w:p>
     <w:p>
       <w:pPr>
@@ -13736,14 +14160,14 @@
           <w:sz w:val="28"/>
         </w:rPr>
       </w:pPr>
-      <w:bookmarkStart w:id="25" w:name="_Toc243770584"/>
+      <w:bookmarkStart w:id="34" w:name="_Toc243935376"/>
       <w:r>
         <w:rPr>
           <w:sz w:val="28"/>
         </w:rPr>
         <w:t>3.2.1. Xử lý giá trị thiếu</w:t>
       </w:r>
-      <w:bookmarkEnd w:id="25"/>
+      <w:bookmarkEnd w:id="34"/>
     </w:p>
     <w:p>
       <w:pPr>
@@ -13808,7 +14232,7 @@
         <w:pStyle w:val="Caption"/>
         <w:spacing w:before="40" w:after="200"/>
       </w:pPr>
-      <w:bookmarkStart w:id="26" w:name="_Toc243770611"/>
+      <w:bookmarkStart w:id="35" w:name="_Toc243770611"/>
       <w:r>
         <w:t xml:space="preserve">Hình 3. </w:t>
       </w:r>
@@ -13833,7 +14257,7 @@
       <w:r>
         <w:t xml:space="preserve"> Mã nguồn tính toán tỷ lệ phần trăm giá trị thiếu theo cột</w:t>
       </w:r>
-      <w:bookmarkEnd w:id="26"/>
+      <w:bookmarkEnd w:id="35"/>
     </w:p>
     <w:p>
       <w:pPr>
@@ -13886,7 +14310,7 @@
         <w:pStyle w:val="Caption"/>
         <w:spacing w:before="40" w:after="200"/>
       </w:pPr>
-      <w:bookmarkStart w:id="27" w:name="_Toc243770612"/>
+      <w:bookmarkStart w:id="36" w:name="_Toc243770612"/>
       <w:r>
         <w:t xml:space="preserve">Hình 3. </w:t>
       </w:r>
@@ -13911,7 +14335,7 @@
       <w:r>
         <w:t xml:space="preserve"> Biểu đồ tỷ lệ phần trăm giá trị thiếu của từng đặc trưng</w:t>
       </w:r>
-      <w:bookmarkEnd w:id="27"/>
+      <w:bookmarkEnd w:id="36"/>
     </w:p>
     <w:p>
       <w:pPr>
@@ -13975,7 +14399,7 @@
         <w:pStyle w:val="Caption"/>
         <w:spacing w:before="40" w:after="200"/>
       </w:pPr>
-      <w:bookmarkStart w:id="28" w:name="_Toc243770613"/>
+      <w:bookmarkStart w:id="37" w:name="_Toc243770613"/>
       <w:r>
         <w:t xml:space="preserve">Hình 3. </w:t>
       </w:r>
@@ -14000,7 +14424,7 @@
       <w:r>
         <w:t xml:space="preserve"> Mã nguồn loại bỏ giá trị thiếu (dropna) và hiển thị 5 hàng cuối</w:t>
       </w:r>
-      <w:bookmarkEnd w:id="28"/>
+      <w:bookmarkEnd w:id="37"/>
     </w:p>
     <w:p>
       <w:pPr>
@@ -14062,7 +14486,7 @@
         <w:pStyle w:val="Caption"/>
         <w:spacing w:before="40" w:after="200"/>
       </w:pPr>
-      <w:bookmarkStart w:id="29" w:name="_Toc243770614"/>
+      <w:bookmarkStart w:id="38" w:name="_Toc243770614"/>
       <w:r>
         <w:t xml:space="preserve">Hình 3. </w:t>
       </w:r>
@@ -14087,7 +14511,7 @@
       <w:r>
         <w:t xml:space="preserve"> Kết quả hiển thị 5 hàng cuối của DataFrame sau làm sạch</w:t>
       </w:r>
-      <w:bookmarkEnd w:id="29"/>
+      <w:bookmarkEnd w:id="38"/>
     </w:p>
     <w:p>
       <w:pPr>
@@ -14151,7 +14575,7 @@
         <w:pStyle w:val="Caption"/>
         <w:spacing w:before="40" w:after="200"/>
       </w:pPr>
-      <w:bookmarkStart w:id="30" w:name="_Toc243770615"/>
+      <w:bookmarkStart w:id="39" w:name="_Toc243770615"/>
       <w:r>
         <w:t xml:space="preserve">Hình 3. </w:t>
       </w:r>
@@ -14176,7 +14600,7 @@
       <w:r>
         <w:t xml:space="preserve"> Mã nguồn đếm số lượng giá trị thiếu (NaN) trong từng cột</w:t>
       </w:r>
-      <w:bookmarkEnd w:id="30"/>
+      <w:bookmarkEnd w:id="39"/>
     </w:p>
     <w:p>
       <w:pPr>
@@ -14238,7 +14662,7 @@
         <w:pStyle w:val="Caption"/>
         <w:spacing w:before="40" w:after="200"/>
       </w:pPr>
-      <w:bookmarkStart w:id="31" w:name="_Toc243770616"/>
+      <w:bookmarkStart w:id="40" w:name="_Toc243770616"/>
       <w:r>
         <w:t xml:space="preserve">Hình 3. </w:t>
       </w:r>
@@ -14263,7 +14687,7 @@
       <w:r>
         <w:t xml:space="preserve"> Kết quả liệt kê số lượng giá trị thiếu theo cột</w:t>
       </w:r>
-      <w:bookmarkEnd w:id="31"/>
+      <w:bookmarkEnd w:id="40"/>
     </w:p>
     <w:p>
       <w:pPr>
@@ -14274,7 +14698,7 @@
           <w:sz w:val="28"/>
         </w:rPr>
       </w:pPr>
-      <w:bookmarkStart w:id="32" w:name="_Toc243770585"/>
+      <w:bookmarkStart w:id="41" w:name="_Toc243935377"/>
       <w:r>
         <w:rPr>
           <w:sz w:val="28"/>
@@ -14282,7 +14706,7 @@
         <w:lastRenderedPageBreak/>
         <w:t>3.2.2. Xử lý ngoại lai bằng phương pháp IQR</w:t>
       </w:r>
-      <w:bookmarkEnd w:id="32"/>
+      <w:bookmarkEnd w:id="41"/>
     </w:p>
     <w:p>
       <w:pPr>
@@ -14292,7 +14716,7 @@
         <w:jc w:val="both"/>
       </w:pPr>
       <w:r>
-        <w:t>Hàm handle_outliers phát hiện và loại bỏ các giá trị dị biệt vượt ngoài khoảng [Q1 - 1.5*IQR, Q3 + 1.5*IQR]:</w:t>
+        <w:t>Hàm handle_outliers_iqr phát hiện và loại bỏ các giá trị dị biệt vượt ngoài khoảng [Q1 - 1.5*IQR, Q3 + 1.5*IQR]:</w:t>
       </w:r>
     </w:p>
     <w:p>
@@ -14346,7 +14770,7 @@
         <w:pStyle w:val="Caption"/>
         <w:spacing w:before="40" w:after="200"/>
       </w:pPr>
-      <w:bookmarkStart w:id="33" w:name="_Toc243770617"/>
+      <w:bookmarkStart w:id="42" w:name="_Toc243770617"/>
       <w:r>
         <w:t xml:space="preserve">Hình 3. </w:t>
       </w:r>
@@ -14371,7 +14795,7 @@
       <w:r>
         <w:t xml:space="preserve"> Mã nguồn xử lý dữ liệu ngoại lai bằng phương pháp IQR</w:t>
       </w:r>
-      <w:bookmarkEnd w:id="33"/>
+      <w:bookmarkEnd w:id="42"/>
     </w:p>
     <w:p>
       <w:pPr>
@@ -14433,7 +14857,7 @@
         <w:pStyle w:val="Caption"/>
         <w:spacing w:before="40" w:after="200"/>
       </w:pPr>
-      <w:bookmarkStart w:id="34" w:name="_Toc243770618"/>
+      <w:bookmarkStart w:id="43" w:name="_Toc243770618"/>
       <w:r>
         <w:t xml:space="preserve">Hình 3. </w:t>
       </w:r>
@@ -14458,7 +14882,7 @@
       <w:r>
         <w:t xml:space="preserve"> Biểu đồ Boxplot minh họa các đặc trưng sau khi xử lý ngoại lai</w:t>
       </w:r>
-      <w:bookmarkEnd w:id="34"/>
+      <w:bookmarkEnd w:id="43"/>
     </w:p>
     <w:p>
       <w:pPr>
@@ -14469,14 +14893,14 @@
           <w:sz w:val="28"/>
         </w:rPr>
       </w:pPr>
-      <w:bookmarkStart w:id="35" w:name="_Toc243770586"/>
+      <w:bookmarkStart w:id="44" w:name="_Toc243935378"/>
       <w:r>
         <w:rPr>
           <w:sz w:val="28"/>
         </w:rPr>
         <w:t>3.2.3. Ma trận tương quan Heatmap</w:t>
       </w:r>
-      <w:bookmarkEnd w:id="35"/>
+      <w:bookmarkEnd w:id="44"/>
     </w:p>
     <w:p>
       <w:pPr>
@@ -14540,7 +14964,7 @@
         <w:pStyle w:val="Caption"/>
         <w:spacing w:before="40" w:after="200"/>
       </w:pPr>
-      <w:bookmarkStart w:id="36" w:name="_Toc243770619"/>
+      <w:bookmarkStart w:id="45" w:name="_Toc243770619"/>
       <w:r>
         <w:t xml:space="preserve">Hình 3. </w:t>
       </w:r>
@@ -14565,7 +14989,7 @@
       <w:r>
         <w:t xml:space="preserve"> Mã nguồn xây dựng ma trận tương quan Heatmap</w:t>
       </w:r>
-      <w:bookmarkEnd w:id="36"/>
+      <w:bookmarkEnd w:id="45"/>
     </w:p>
     <w:p>
       <w:pPr>
@@ -14628,7 +15052,7 @@
         <w:pStyle w:val="Caption"/>
         <w:spacing w:before="40" w:after="200"/>
       </w:pPr>
-      <w:bookmarkStart w:id="37" w:name="_Toc243770620"/>
+      <w:bookmarkStart w:id="46" w:name="_Toc243770620"/>
       <w:r>
         <w:t xml:space="preserve">Hình 3. </w:t>
       </w:r>
@@ -14653,7 +15077,7 @@
       <w:r>
         <w:t xml:space="preserve"> Kết quả Heatmap mức độ tương quan giữa các đặc trưng và chẩn đoán</w:t>
       </w:r>
-      <w:bookmarkEnd w:id="37"/>
+      <w:bookmarkEnd w:id="46"/>
     </w:p>
     <w:p>
       <w:pPr>
@@ -14664,14 +15088,14 @@
           <w:sz w:val="28"/>
         </w:rPr>
       </w:pPr>
-      <w:bookmarkStart w:id="38" w:name="_Toc243770587"/>
+      <w:bookmarkStart w:id="47" w:name="_Toc243935379"/>
       <w:r>
         <w:rPr>
           <w:sz w:val="28"/>
         </w:rPr>
         <w:t>3.3. Mã nguồn chức năng Trực quan hoá dữ liệu (EDA)</w:t>
       </w:r>
-      <w:bookmarkEnd w:id="38"/>
+      <w:bookmarkEnd w:id="47"/>
     </w:p>
     <w:p>
       <w:pPr>
@@ -14682,14 +15106,14 @@
           <w:sz w:val="28"/>
         </w:rPr>
       </w:pPr>
-      <w:bookmarkStart w:id="39" w:name="_Toc243770588"/>
+      <w:bookmarkStart w:id="48" w:name="_Toc243935380"/>
       <w:r>
         <w:rPr>
           <w:sz w:val="28"/>
         </w:rPr>
         <w:t>3.3.1. Phân phối các đặc trưng phân loại</w:t>
       </w:r>
-      <w:bookmarkEnd w:id="39"/>
+      <w:bookmarkEnd w:id="48"/>
     </w:p>
     <w:p>
       <w:pPr>
@@ -14697,6 +15121,9 @@
         <w:spacing w:before="204"/>
         <w:ind w:left="143" w:right="143"/>
         <w:jc w:val="both"/>
+        <w:rPr>
+          <w:lang w:val="en-US"/>
+        </w:rPr>
       </w:pPr>
       <w:r>
         <w:t>Khảo sát phân bố của các biến phân loại nhân khẩu và lối sống (Gender, Ethnicity, EducationLevel, Smoking, FamilyHistory):</w:t>
@@ -14753,7 +15180,7 @@
         <w:pStyle w:val="Caption"/>
         <w:spacing w:before="40" w:after="200"/>
       </w:pPr>
-      <w:bookmarkStart w:id="40" w:name="_Toc243770621"/>
+      <w:bookmarkStart w:id="49" w:name="_Toc243770621"/>
       <w:r>
         <w:t xml:space="preserve">Hình 3. </w:t>
       </w:r>
@@ -14778,7 +15205,7 @@
       <w:r>
         <w:t xml:space="preserve"> Mã nguồn trực quan hóa phân phối đặc trưng phân loại</w:t>
       </w:r>
-      <w:bookmarkEnd w:id="40"/>
+      <w:bookmarkEnd w:id="49"/>
     </w:p>
     <w:p>
       <w:pPr>
@@ -14841,7 +15268,7 @@
         <w:pStyle w:val="Caption"/>
         <w:spacing w:before="40" w:after="200"/>
       </w:pPr>
-      <w:bookmarkStart w:id="41" w:name="_Toc243770622"/>
+      <w:bookmarkStart w:id="50" w:name="_Toc243770622"/>
       <w:r>
         <w:t xml:space="preserve">Hình 3. </w:t>
       </w:r>
@@ -14866,7 +15293,7 @@
       <w:r>
         <w:t xml:space="preserve"> Kết quả biểu đồ Bar phân phối đặc trưng nhân khẩu và lối sống</w:t>
       </w:r>
-      <w:bookmarkEnd w:id="41"/>
+      <w:bookmarkEnd w:id="50"/>
     </w:p>
     <w:p>
       <w:pPr>
@@ -14928,7 +15355,7 @@
         <w:pStyle w:val="Caption"/>
         <w:spacing w:before="40" w:after="200"/>
       </w:pPr>
-      <w:bookmarkStart w:id="42" w:name="_Toc243770623"/>
+      <w:bookmarkStart w:id="51" w:name="_Toc243770623"/>
       <w:r>
         <w:t xml:space="preserve">Hình 3. </w:t>
       </w:r>
@@ -14953,7 +15380,7 @@
       <w:r>
         <w:t xml:space="preserve"> Kết quả biểu đồ Pie thể hiện tỷ lệ phân bố các yếu tố nguy cơ</w:t>
       </w:r>
-      <w:bookmarkEnd w:id="42"/>
+      <w:bookmarkEnd w:id="51"/>
     </w:p>
     <w:p>
       <w:pPr>
@@ -14964,14 +15391,14 @@
           <w:sz w:val="28"/>
         </w:rPr>
       </w:pPr>
-      <w:bookmarkStart w:id="43" w:name="_Toc243770589"/>
+      <w:bookmarkStart w:id="52" w:name="_Toc243935381"/>
       <w:r>
         <w:rPr>
           <w:sz w:val="28"/>
         </w:rPr>
         <w:t>3.3.2. Phân bố biến mục tiêu Diagnosis</w:t>
       </w:r>
-      <w:bookmarkEnd w:id="43"/>
+      <w:bookmarkEnd w:id="52"/>
     </w:p>
     <w:p>
       <w:pPr>
@@ -15035,7 +15462,7 @@
         <w:pStyle w:val="Caption"/>
         <w:spacing w:before="40" w:after="200"/>
       </w:pPr>
-      <w:bookmarkStart w:id="44" w:name="_Toc243770624"/>
+      <w:bookmarkStart w:id="53" w:name="_Toc243770624"/>
       <w:r>
         <w:t xml:space="preserve">Hình 3. </w:t>
       </w:r>
@@ -15060,7 +15487,7 @@
       <w:r>
         <w:t xml:space="preserve"> Mã nguồn biểu đồ thể hiện phân bố biến mục tiêu chẩn đoán</w:t>
       </w:r>
-      <w:bookmarkEnd w:id="44"/>
+      <w:bookmarkEnd w:id="53"/>
     </w:p>
     <w:p>
       <w:pPr>
@@ -15123,7 +15550,7 @@
         <w:pStyle w:val="Caption"/>
         <w:spacing w:before="40" w:after="200"/>
       </w:pPr>
-      <w:bookmarkStart w:id="45" w:name="_Toc243770625"/>
+      <w:bookmarkStart w:id="54" w:name="_Toc243770625"/>
       <w:r>
         <w:t xml:space="preserve">Hình 3. </w:t>
       </w:r>
@@ -15148,7 +15575,7 @@
       <w:r>
         <w:t xml:space="preserve"> Kết quả biểu đồ số lượng bệnh nhân theo phân lớp chẩn đoán</w:t>
       </w:r>
-      <w:bookmarkEnd w:id="45"/>
+      <w:bookmarkEnd w:id="54"/>
     </w:p>
     <w:p>
       <w:pPr>
@@ -15159,14 +15586,14 @@
           <w:sz w:val="28"/>
         </w:rPr>
       </w:pPr>
-      <w:bookmarkStart w:id="46" w:name="_Toc243770590"/>
+      <w:bookmarkStart w:id="55" w:name="_Toc243935382"/>
       <w:r>
         <w:rPr>
           <w:sz w:val="28"/>
         </w:rPr>
         <w:t>3.3.3. Phân phối các đặc trưng liên tục</w:t>
       </w:r>
-      <w:bookmarkEnd w:id="46"/>
+      <w:bookmarkEnd w:id="55"/>
     </w:p>
     <w:p>
       <w:pPr>
@@ -15230,7 +15657,7 @@
         <w:pStyle w:val="Caption"/>
         <w:spacing w:before="40" w:after="200"/>
       </w:pPr>
-      <w:bookmarkStart w:id="47" w:name="_Toc243770626"/>
+      <w:bookmarkStart w:id="56" w:name="_Toc243770626"/>
       <w:r>
         <w:t xml:space="preserve">Hình 3. </w:t>
       </w:r>
@@ -15255,7 +15682,7 @@
       <w:r>
         <w:t xml:space="preserve"> Mã nguồn trực quan hóa phân phối các đặc trưng liên tục</w:t>
       </w:r>
-      <w:bookmarkEnd w:id="47"/>
+      <w:bookmarkEnd w:id="56"/>
     </w:p>
     <w:p>
       <w:pPr>
@@ -15317,7 +15744,7 @@
         <w:pStyle w:val="Caption"/>
         <w:spacing w:before="40" w:after="200"/>
       </w:pPr>
-      <w:bookmarkStart w:id="48" w:name="_Toc243770627"/>
+      <w:bookmarkStart w:id="57" w:name="_Toc243770627"/>
       <w:r>
         <w:t xml:space="preserve">Hình 3. </w:t>
       </w:r>
@@ -15342,7 +15769,7 @@
       <w:r>
         <w:t xml:space="preserve"> Kết quả biểu đồ phân phối tần suất (Histogram &amp; KDE) chỉ số liên tục</w:t>
       </w:r>
-      <w:bookmarkEnd w:id="48"/>
+      <w:bookmarkEnd w:id="57"/>
     </w:p>
     <w:p>
       <w:pPr>
@@ -15353,7 +15780,7 @@
           <w:sz w:val="28"/>
         </w:rPr>
       </w:pPr>
-      <w:bookmarkStart w:id="49" w:name="_Toc243770591"/>
+      <w:bookmarkStart w:id="58" w:name="_Toc243935383"/>
       <w:r>
         <w:rPr>
           <w:sz w:val="28"/>
@@ -15361,7 +15788,7 @@
         <w:lastRenderedPageBreak/>
         <w:t>3.3.4. Tương quan với biến mục tiêu và phân bố đa biến</w:t>
       </w:r>
-      <w:bookmarkEnd w:id="49"/>
+      <w:bookmarkEnd w:id="58"/>
     </w:p>
     <w:p>
       <w:pPr>
@@ -15425,7 +15852,7 @@
         <w:pStyle w:val="Caption"/>
         <w:spacing w:before="40" w:after="200"/>
       </w:pPr>
-      <w:bookmarkStart w:id="50" w:name="_Toc243770628"/>
+      <w:bookmarkStart w:id="59" w:name="_Toc243770628"/>
       <w:r>
         <w:t xml:space="preserve">Hình 3. </w:t>
       </w:r>
@@ -15450,7 +15877,7 @@
       <w:r>
         <w:t xml:space="preserve"> Mã nguồn biểu đồ tương quan giữa biến mục tiêu và các đặc trưng</w:t>
       </w:r>
-      <w:bookmarkEnd w:id="50"/>
+      <w:bookmarkEnd w:id="59"/>
     </w:p>
     <w:p>
       <w:pPr>
@@ -15512,7 +15939,7 @@
         <w:pStyle w:val="Caption"/>
         <w:spacing w:before="40" w:after="200"/>
       </w:pPr>
-      <w:bookmarkStart w:id="51" w:name="_Toc243770629"/>
+      <w:bookmarkStart w:id="60" w:name="_Toc243770629"/>
       <w:r>
         <w:t xml:space="preserve">Hình 3. </w:t>
       </w:r>
@@ -15537,7 +15964,7 @@
       <w:r>
         <w:t xml:space="preserve"> Kết quả biểu đồ mức độ tương quan giữa các đặc trưng và Alzheimer</w:t>
       </w:r>
-      <w:bookmarkEnd w:id="51"/>
+      <w:bookmarkEnd w:id="60"/>
     </w:p>
     <w:p>
       <w:pPr>
@@ -15601,7 +16028,7 @@
         <w:pStyle w:val="Caption"/>
         <w:spacing w:before="40" w:after="200"/>
       </w:pPr>
-      <w:bookmarkStart w:id="52" w:name="_Toc243770630"/>
+      <w:bookmarkStart w:id="61" w:name="_Toc243770630"/>
       <w:r>
         <w:t xml:space="preserve">Hình 3. </w:t>
       </w:r>
@@ -15626,7 +16053,7 @@
       <w:r>
         <w:t xml:space="preserve"> Mã nguồn biểu đồ phân bố bệnh nhân theo điểm MMSE, ADL và độ tuổi</w:t>
       </w:r>
-      <w:bookmarkEnd w:id="52"/>
+      <w:bookmarkEnd w:id="61"/>
     </w:p>
     <w:p>
       <w:pPr>
@@ -15689,7 +16116,7 @@
         <w:pStyle w:val="Caption"/>
         <w:spacing w:before="40" w:after="200"/>
       </w:pPr>
-      <w:bookmarkStart w:id="53" w:name="_Toc243770631"/>
+      <w:bookmarkStart w:id="62" w:name="_Toc243770631"/>
       <w:r>
         <w:t xml:space="preserve">Hình 3. </w:t>
       </w:r>
@@ -15714,7 +16141,7 @@
       <w:r>
         <w:t xml:space="preserve"> Kết quả phân bố đa biến giữa Tuổi, Điểm MMSE và Điểm chức năng ADL</w:t>
       </w:r>
-      <w:bookmarkEnd w:id="53"/>
+      <w:bookmarkEnd w:id="62"/>
     </w:p>
     <w:p>
       <w:pPr>
@@ -15725,14 +16152,14 @@
           <w:sz w:val="28"/>
         </w:rPr>
       </w:pPr>
-      <w:bookmarkStart w:id="54" w:name="_Toc243770592"/>
+      <w:bookmarkStart w:id="63" w:name="_Toc243935384"/>
       <w:r>
         <w:rPr>
           <w:sz w:val="28"/>
         </w:rPr>
         <w:t>3.3.5. Kiểm tra ngoại lai và ma trận giá trị thiếu</w:t>
       </w:r>
-      <w:bookmarkEnd w:id="54"/>
+      <w:bookmarkEnd w:id="63"/>
     </w:p>
     <w:p>
       <w:pPr>
@@ -15785,7 +16212,7 @@
         <w:pStyle w:val="Caption"/>
         <w:spacing w:before="40" w:after="200"/>
       </w:pPr>
-      <w:bookmarkStart w:id="55" w:name="_Toc243770632"/>
+      <w:bookmarkStart w:id="64" w:name="_Toc243770632"/>
       <w:r>
         <w:t xml:space="preserve">Hình 3. </w:t>
       </w:r>
@@ -15810,7 +16237,7 @@
       <w:r>
         <w:t xml:space="preserve"> Mã nguồn biểu đồ Boxplot kiểm tra ngoại lai trước khi làm sạch</w:t>
       </w:r>
-      <w:bookmarkEnd w:id="55"/>
+      <w:bookmarkEnd w:id="64"/>
     </w:p>
     <w:p>
       <w:pPr>
@@ -15872,7 +16299,7 @@
         <w:pStyle w:val="Caption"/>
         <w:spacing w:before="40" w:after="200"/>
       </w:pPr>
-      <w:bookmarkStart w:id="56" w:name="_Toc243770633"/>
+      <w:bookmarkStart w:id="65" w:name="_Toc243770633"/>
       <w:r>
         <w:t xml:space="preserve">Hình 3. </w:t>
       </w:r>
@@ -15897,7 +16324,7 @@
       <w:r>
         <w:t xml:space="preserve"> Kết quả biểu đồ Boxplot kiểm tra ngoại lai các đặc trưng liên tục</w:t>
       </w:r>
-      <w:bookmarkEnd w:id="56"/>
+      <w:bookmarkEnd w:id="65"/>
     </w:p>
     <w:p>
       <w:pPr>
@@ -15950,7 +16377,7 @@
         <w:pStyle w:val="Caption"/>
         <w:spacing w:before="40" w:after="200"/>
       </w:pPr>
-      <w:bookmarkStart w:id="57" w:name="_Toc243770634"/>
+      <w:bookmarkStart w:id="66" w:name="_Toc243770634"/>
       <w:r>
         <w:t xml:space="preserve">Hình 3. </w:t>
       </w:r>
@@ -15975,7 +16402,7 @@
       <w:r>
         <w:t xml:space="preserve"> Mã nguồn biểu đồ ma trận trực quan hoá giá trị thiếu</w:t>
       </w:r>
-      <w:bookmarkEnd w:id="57"/>
+      <w:bookmarkEnd w:id="66"/>
     </w:p>
     <w:p>
       <w:pPr>
@@ -16038,7 +16465,7 @@
         <w:pStyle w:val="Caption"/>
         <w:spacing w:before="40" w:after="200"/>
       </w:pPr>
-      <w:bookmarkStart w:id="58" w:name="_Toc243770635"/>
+      <w:bookmarkStart w:id="67" w:name="_Toc243770635"/>
       <w:r>
         <w:t xml:space="preserve">Hình 3. </w:t>
       </w:r>
@@ -16063,7 +16490,7 @@
       <w:r>
         <w:t xml:space="preserve"> Kết quả biểu đồ nhiệt trực quan hoá giá trị thiếu</w:t>
       </w:r>
-      <w:bookmarkEnd w:id="58"/>
+      <w:bookmarkEnd w:id="67"/>
     </w:p>
     <w:p>
       <w:pPr>
@@ -16074,14 +16501,14 @@
           <w:sz w:val="28"/>
         </w:rPr>
       </w:pPr>
-      <w:bookmarkStart w:id="59" w:name="_Toc243770593"/>
+      <w:bookmarkStart w:id="68" w:name="_Toc243935385"/>
       <w:r>
         <w:rPr>
           <w:sz w:val="28"/>
         </w:rPr>
         <w:t>3.4. Chuyển đổi dữ liệu và chuẩn bị tập huấn luyện</w:t>
       </w:r>
-      <w:bookmarkEnd w:id="59"/>
+      <w:bookmarkEnd w:id="68"/>
     </w:p>
     <w:p>
       <w:pPr>
@@ -16145,7 +16572,7 @@
         <w:pStyle w:val="Caption"/>
         <w:spacing w:before="40" w:after="200"/>
       </w:pPr>
-      <w:bookmarkStart w:id="60" w:name="_Toc243770636"/>
+      <w:bookmarkStart w:id="69" w:name="_Toc243770636"/>
       <w:r>
         <w:t xml:space="preserve">Hình 3. </w:t>
       </w:r>
@@ -16170,7 +16597,7 @@
       <w:r>
         <w:t xml:space="preserve"> Mã nguồn import các thư viện tiền xử lý và cân bằng dữ liệu</w:t>
       </w:r>
-      <w:bookmarkEnd w:id="60"/>
+      <w:bookmarkEnd w:id="69"/>
     </w:p>
     <w:p>
       <w:pPr>
@@ -16223,7 +16650,7 @@
         <w:pStyle w:val="Caption"/>
         <w:spacing w:before="40" w:after="200"/>
       </w:pPr>
-      <w:bookmarkStart w:id="61" w:name="_Toc243770637"/>
+      <w:bookmarkStart w:id="70" w:name="_Toc243770637"/>
       <w:r>
         <w:t xml:space="preserve">Hình 3. </w:t>
       </w:r>
@@ -16248,7 +16675,7 @@
       <w:r>
         <w:t xml:space="preserve"> Mã nguồn kiểm tra và xử lý các đặc trưng phân loại</w:t>
       </w:r>
-      <w:bookmarkEnd w:id="61"/>
+      <w:bookmarkEnd w:id="70"/>
     </w:p>
     <w:p>
       <w:pPr>
@@ -16310,7 +16737,7 @@
         <w:pStyle w:val="Caption"/>
         <w:spacing w:before="40" w:after="200"/>
       </w:pPr>
-      <w:bookmarkStart w:id="62" w:name="_Toc243770638"/>
+      <w:bookmarkStart w:id="71" w:name="_Toc243770638"/>
       <w:r>
         <w:t xml:space="preserve">Hình 3. </w:t>
       </w:r>
@@ -16335,7 +16762,7 @@
       <w:r>
         <w:t xml:space="preserve"> Kết quả tóm tắt thông tin các đặc trưng phân loại sau mã hóa</w:t>
       </w:r>
-      <w:bookmarkEnd w:id="62"/>
+      <w:bookmarkEnd w:id="71"/>
     </w:p>
     <w:p>
       <w:pPr>
@@ -16399,7 +16826,7 @@
         <w:pStyle w:val="Caption"/>
         <w:spacing w:before="40" w:after="200"/>
       </w:pPr>
-      <w:bookmarkStart w:id="63" w:name="_Toc243770639"/>
+      <w:bookmarkStart w:id="72" w:name="_Toc243770639"/>
       <w:r>
         <w:t xml:space="preserve">Hình 3. </w:t>
       </w:r>
@@ -16424,7 +16851,7 @@
       <w:r>
         <w:t xml:space="preserve"> Mã nguồn tách ma trận đặc trưng X, nhãn y và chia tập Train/Test</w:t>
       </w:r>
-      <w:bookmarkEnd w:id="63"/>
+      <w:bookmarkEnd w:id="72"/>
     </w:p>
     <w:p>
       <w:pPr>
@@ -16489,7 +16916,7 @@
         <w:pStyle w:val="Caption"/>
         <w:spacing w:before="40" w:after="200"/>
       </w:pPr>
-      <w:bookmarkStart w:id="64" w:name="_Toc243770640"/>
+      <w:bookmarkStart w:id="73" w:name="_Toc243770640"/>
       <w:r>
         <w:t xml:space="preserve">Hình 3. </w:t>
       </w:r>
@@ -16514,7 +16941,7 @@
       <w:r>
         <w:t xml:space="preserve"> Mã nguồn chuẩn hóa dữ liệu số bằng StandardScaler</w:t>
       </w:r>
-      <w:bookmarkEnd w:id="64"/>
+      <w:bookmarkEnd w:id="73"/>
     </w:p>
     <w:p>
       <w:pPr>
@@ -16576,7 +17003,7 @@
         <w:pStyle w:val="Caption"/>
         <w:spacing w:before="40" w:after="200"/>
       </w:pPr>
-      <w:bookmarkStart w:id="65" w:name="_Toc243770641"/>
+      <w:bookmarkStart w:id="74" w:name="_Toc243770641"/>
       <w:r>
         <w:t xml:space="preserve">Hình 3. </w:t>
       </w:r>
@@ -16601,7 +17028,7 @@
       <w:r>
         <w:t xml:space="preserve"> Kết quả hiển thị dữ liệu sau khi chuẩn hóa StandardScaler</w:t>
       </w:r>
-      <w:bookmarkEnd w:id="65"/>
+      <w:bookmarkEnd w:id="74"/>
     </w:p>
     <w:p>
       <w:pPr>
@@ -16662,8 +17089,11 @@
       <w:pPr>
         <w:pStyle w:val="Caption"/>
         <w:spacing w:before="40" w:after="200"/>
-      </w:pPr>
-      <w:bookmarkStart w:id="66" w:name="_Toc243770642"/>
+        <w:rPr>
+          <w:lang w:val="en-US"/>
+        </w:rPr>
+      </w:pPr>
+      <w:bookmarkStart w:id="75" w:name="_Toc243770642"/>
       <w:r>
         <w:t xml:space="preserve">Hình 3. </w:t>
       </w:r>
@@ -16688,25 +17118,7 @@
       <w:r>
         <w:t xml:space="preserve"> Kết quả kích thước các tập dữ liệu sau khi phân chia Train/Test</w:t>
       </w:r>
-      <w:bookmarkEnd w:id="66"/>
-    </w:p>
-    <w:p>
-      <w:pPr>
-        <w:pStyle w:val="Heading2"/>
-        <w:keepNext/>
-        <w:spacing w:before="204" w:after="120"/>
-        <w:rPr>
-          <w:sz w:val="28"/>
-        </w:rPr>
-      </w:pPr>
-      <w:bookmarkStart w:id="67" w:name="_Toc243770594"/>
-      <w:r>
-        <w:rPr>
-          <w:sz w:val="28"/>
-        </w:rPr>
-        <w:t>3.4.1. Xử lý mất cân bằng phân lớp bằng SMOTE</w:t>
-      </w:r>
-      <w:bookmarkEnd w:id="67"/>
+      <w:bookmarkEnd w:id="75"/>
     </w:p>
     <w:p>
       <w:pPr>
@@ -16714,9 +17126,12 @@
         <w:spacing w:before="204"/>
         <w:ind w:left="143" w:right="143"/>
         <w:jc w:val="both"/>
-      </w:pPr>
-      <w:r>
-        <w:t>Kỹ thuật SMOTE sinh mẫu nhân tạo đưa tỷ lệ hai lớp trên tập huấn luyện về trạng thái cân bằng tuyệt đối 1:1:</w:t>
+        <w:rPr>
+          <w:lang w:val="en-US"/>
+        </w:rPr>
+      </w:pPr>
+      <w:r>
+        <w:t>Kỹ thuật SMOTE sinh mẫu nhân tạo đưa tỷ lệ hai lớp trên tập huấn luyện về trạng thái cân bằng tuyệt đối 1:1</w:t>
       </w:r>
     </w:p>
     <w:p>
@@ -16779,7 +17194,7 @@
         <w:pStyle w:val="Caption"/>
         <w:spacing w:before="40" w:after="200"/>
       </w:pPr>
-      <w:bookmarkStart w:id="68" w:name="_Toc243770643"/>
+      <w:bookmarkStart w:id="76" w:name="_Toc243770643"/>
       <w:r>
         <w:t xml:space="preserve">Hình 3. </w:t>
       </w:r>
@@ -16804,7 +17219,7 @@
       <w:r>
         <w:t xml:space="preserve"> Kết quả so sánh phân phối lớp mục tiêu trước và sau khi áp dụng SMOTE</w:t>
       </w:r>
-      <w:bookmarkEnd w:id="68"/>
+      <w:bookmarkEnd w:id="76"/>
     </w:p>
     <w:p>
       <w:pPr>
@@ -16815,7 +17230,7 @@
           <w:sz w:val="28"/>
         </w:rPr>
       </w:pPr>
-      <w:bookmarkStart w:id="69" w:name="_Toc243770595"/>
+      <w:bookmarkStart w:id="77" w:name="_Toc243935387"/>
       <w:r>
         <w:rPr>
           <w:sz w:val="28"/>
@@ -16823,7 +17238,7 @@
         <w:lastRenderedPageBreak/>
         <w:t>3.5. Huấn luyện, tối ưu và đánh giá các mô hình học máy</w:t>
       </w:r>
-      <w:bookmarkEnd w:id="69"/>
+      <w:bookmarkEnd w:id="77"/>
     </w:p>
     <w:p>
       <w:pPr>
@@ -16834,14 +17249,14 @@
           <w:sz w:val="28"/>
         </w:rPr>
       </w:pPr>
-      <w:bookmarkStart w:id="70" w:name="_Toc243770596"/>
+      <w:bookmarkStart w:id="78" w:name="_Toc243935388"/>
       <w:r>
         <w:rPr>
           <w:sz w:val="28"/>
         </w:rPr>
         <w:t>3.5.1. Đánh giá sơ bộ các thuật toán phân loại</w:t>
       </w:r>
-      <w:bookmarkEnd w:id="70"/>
+      <w:bookmarkEnd w:id="78"/>
     </w:p>
     <w:p>
       <w:pPr>
@@ -16894,7 +17309,7 @@
         <w:pStyle w:val="Caption"/>
         <w:spacing w:before="40" w:after="200"/>
       </w:pPr>
-      <w:bookmarkStart w:id="71" w:name="_Toc243770644"/>
+      <w:bookmarkStart w:id="79" w:name="_Toc243770644"/>
       <w:r>
         <w:t xml:space="preserve">Hình 3. </w:t>
       </w:r>
@@ -16919,7 +17334,7 @@
       <w:r>
         <w:t xml:space="preserve"> Mã nguồn đánh giá và so sánh sơ bộ các mô hình học máy cơ sở</w:t>
       </w:r>
-      <w:bookmarkEnd w:id="71"/>
+      <w:bookmarkEnd w:id="79"/>
     </w:p>
     <w:p>
       <w:pPr>
@@ -16981,7 +17396,7 @@
         <w:pStyle w:val="Caption"/>
         <w:spacing w:before="40" w:after="200"/>
       </w:pPr>
-      <w:bookmarkStart w:id="72" w:name="_Toc243770645"/>
+      <w:bookmarkStart w:id="80" w:name="_Toc243770645"/>
       <w:r>
         <w:t xml:space="preserve">Hình 3. </w:t>
       </w:r>
@@ -17006,7 +17421,7 @@
       <w:r>
         <w:t xml:space="preserve"> Kết quả so sánh hiệu năng các mô hình phân loại trên tập kiểm thử</w:t>
       </w:r>
-      <w:bookmarkEnd w:id="72"/>
+      <w:bookmarkEnd w:id="80"/>
     </w:p>
     <w:p>
       <w:pPr>
@@ -17017,14 +17432,14 @@
           <w:sz w:val="28"/>
         </w:rPr>
       </w:pPr>
-      <w:bookmarkStart w:id="73" w:name="_Toc243770597"/>
+      <w:bookmarkStart w:id="81" w:name="_Toc243935389"/>
       <w:r>
         <w:rPr>
           <w:sz w:val="28"/>
         </w:rPr>
         <w:t>3.5.2. Hàm tinh chỉnh siêu tham số GridSearchCV</w:t>
       </w:r>
-      <w:bookmarkEnd w:id="73"/>
+      <w:bookmarkEnd w:id="81"/>
     </w:p>
     <w:p>
       <w:pPr>
@@ -17036,9 +17451,9 @@
           <w:noProof/>
         </w:rPr>
         <w:drawing>
-          <wp:inline distT="0" distB="0" distL="0" distR="0" wp14:anchorId="6175DCE8" wp14:editId="01A89AFC">
-            <wp:extent cx="5303520" cy="346461"/>
-            <wp:effectExtent l="0" t="0" r="0" b="0"/>
+          <wp:inline distT="0" distB="0" distL="0" distR="0" wp14:anchorId="6175DCE8" wp14:editId="4C52DB7D">
+            <wp:extent cx="5297611" cy="640080"/>
+            <wp:effectExtent l="0" t="0" r="0" b="7620"/>
             <wp:docPr id="45" name="Picture 45"/>
             <wp:cNvGraphicFramePr>
               <a:graphicFrameLocks xmlns:a="http://schemas.openxmlformats.org/drawingml/2006/main" noChangeAspect="1"/>
@@ -17059,7 +17474,7 @@
                   <pic:spPr>
                     <a:xfrm>
                       <a:off x="0" y="0"/>
-                      <a:ext cx="5303520" cy="346461"/>
+                      <a:ext cx="5327415" cy="643681"/>
                     </a:xfrm>
                     <a:prstGeom prst="rect">
                       <a:avLst/>
@@ -17077,7 +17492,7 @@
         <w:pStyle w:val="Caption"/>
         <w:spacing w:before="40" w:after="200"/>
       </w:pPr>
-      <w:bookmarkStart w:id="74" w:name="_Toc243770646"/>
+      <w:bookmarkStart w:id="82" w:name="_Toc243770646"/>
       <w:r>
         <w:t xml:space="preserve">Hình 3. </w:t>
       </w:r>
@@ -17102,7 +17517,7 @@
       <w:r>
         <w:t xml:space="preserve"> Mã nguồn import các thư viện GridSearchCV và các hàm đánh giá</w:t>
       </w:r>
-      <w:bookmarkEnd w:id="74"/>
+      <w:bookmarkEnd w:id="82"/>
     </w:p>
     <w:p>
       <w:pPr>
@@ -17155,7 +17570,7 @@
         <w:pStyle w:val="Caption"/>
         <w:spacing w:before="40" w:after="200"/>
       </w:pPr>
-      <w:bookmarkStart w:id="75" w:name="_Toc243770647"/>
+      <w:bookmarkStart w:id="83" w:name="_Toc243770647"/>
       <w:r>
         <w:t xml:space="preserve">Hình 3. </w:t>
       </w:r>
@@ -17180,7 +17595,7 @@
       <w:r>
         <w:t xml:space="preserve"> Mã nguồn hàm tìm kiếm, điều chỉnh siêu tham số tối ưu (GridSearchCV)</w:t>
       </w:r>
-      <w:bookmarkEnd w:id="75"/>
+      <w:bookmarkEnd w:id="83"/>
     </w:p>
     <w:p>
       <w:pPr>
@@ -17234,7 +17649,7 @@
         <w:pStyle w:val="Caption"/>
         <w:spacing w:before="40" w:after="200"/>
       </w:pPr>
-      <w:bookmarkStart w:id="76" w:name="_Toc243770648"/>
+      <w:bookmarkStart w:id="84" w:name="_Toc243770648"/>
       <w:r>
         <w:t xml:space="preserve">Hình 3. </w:t>
       </w:r>
@@ -17259,7 +17674,7 @@
       <w:r>
         <w:t xml:space="preserve"> Mã nguồn hàm trực quan hoá ma trận nhầm lẫn và đường cong ROC</w:t>
       </w:r>
-      <w:bookmarkEnd w:id="76"/>
+      <w:bookmarkEnd w:id="84"/>
     </w:p>
     <w:p>
       <w:pPr>
@@ -17270,14 +17685,14 @@
           <w:sz w:val="28"/>
         </w:rPr>
       </w:pPr>
-      <w:bookmarkStart w:id="77" w:name="_Toc243770598"/>
+      <w:bookmarkStart w:id="85" w:name="_Toc243935390"/>
       <w:r>
         <w:rPr>
           <w:sz w:val="28"/>
         </w:rPr>
         <w:t>3.5.3. Huấn luyện và đánh giá mô hình RandomForestClassifier</w:t>
       </w:r>
-      <w:bookmarkEnd w:id="77"/>
+      <w:bookmarkEnd w:id="85"/>
     </w:p>
     <w:p>
       <w:pPr>
@@ -17341,7 +17756,7 @@
         <w:pStyle w:val="Caption"/>
         <w:spacing w:before="40" w:after="200"/>
       </w:pPr>
-      <w:bookmarkStart w:id="78" w:name="_Toc243770649"/>
+      <w:bookmarkStart w:id="86" w:name="_Toc243770649"/>
       <w:r>
         <w:t xml:space="preserve">Hình 3. </w:t>
       </w:r>
@@ -17366,7 +17781,7 @@
       <w:r>
         <w:t xml:space="preserve"> Mã nguồn huấn luyện và tinh chỉnh mô hình RandomForestClassifier</w:t>
       </w:r>
-      <w:bookmarkEnd w:id="78"/>
+      <w:bookmarkEnd w:id="86"/>
     </w:p>
     <w:p>
       <w:pPr>
@@ -17499,7 +17914,7 @@
         <w:pStyle w:val="Caption"/>
         <w:spacing w:before="40" w:after="200"/>
       </w:pPr>
-      <w:bookmarkStart w:id="79" w:name="_Toc243770650"/>
+      <w:bookmarkStart w:id="87" w:name="_Toc243770650"/>
       <w:r>
         <w:t xml:space="preserve">Hình 3. </w:t>
       </w:r>
@@ -17524,7 +17939,7 @@
       <w:r>
         <w:t xml:space="preserve"> Kết quả mô hình RandomForestClassifier</w:t>
       </w:r>
-      <w:bookmarkEnd w:id="79"/>
+      <w:bookmarkEnd w:id="87"/>
     </w:p>
     <w:p>
       <w:pPr>
@@ -17535,14 +17950,14 @@
           <w:sz w:val="28"/>
         </w:rPr>
       </w:pPr>
-      <w:bookmarkStart w:id="80" w:name="_Toc243770599"/>
+      <w:bookmarkStart w:id="88" w:name="_Toc243935391"/>
       <w:r>
         <w:rPr>
           <w:sz w:val="28"/>
         </w:rPr>
         <w:t>3.5.4. Huấn luyện và đánh giá mô hình KNeighborsClassifier</w:t>
       </w:r>
-      <w:bookmarkEnd w:id="80"/>
+      <w:bookmarkEnd w:id="88"/>
     </w:p>
     <w:p>
       <w:pPr>
@@ -17566,9 +17981,9 @@
         </w:rPr>
         <w:lastRenderedPageBreak/>
         <w:drawing>
-          <wp:inline distT="0" distB="0" distL="0" distR="0" wp14:anchorId="7EDD2673" wp14:editId="0519021E">
-            <wp:extent cx="5303520" cy="871110"/>
-            <wp:effectExtent l="0" t="0" r="0" b="0"/>
+          <wp:inline distT="0" distB="0" distL="0" distR="0" wp14:anchorId="7EDD2673" wp14:editId="40EFC230">
+            <wp:extent cx="5300324" cy="2278380"/>
+            <wp:effectExtent l="0" t="0" r="0" b="7620"/>
             <wp:docPr id="50" name="Picture 50"/>
             <wp:cNvGraphicFramePr>
               <a:graphicFrameLocks xmlns:a="http://schemas.openxmlformats.org/drawingml/2006/main" noChangeAspect="1"/>
@@ -17589,7 +18004,7 @@
                   <pic:spPr>
                     <a:xfrm>
                       <a:off x="0" y="0"/>
-                      <a:ext cx="5303520" cy="871110"/>
+                      <a:ext cx="5322602" cy="2287956"/>
                     </a:xfrm>
                     <a:prstGeom prst="rect">
                       <a:avLst/>
@@ -17607,7 +18022,7 @@
         <w:pStyle w:val="Caption"/>
         <w:spacing w:before="40" w:after="200"/>
       </w:pPr>
-      <w:bookmarkStart w:id="81" w:name="_Toc243770651"/>
+      <w:bookmarkStart w:id="89" w:name="_Toc243770651"/>
       <w:r>
         <w:t xml:space="preserve">Hình 3. </w:t>
       </w:r>
@@ -17632,7 +18047,7 @@
       <w:r>
         <w:t xml:space="preserve"> Mã nguồn huấn luyện và tinh chỉnh mô hình KNeighborsClassifier</w:t>
       </w:r>
-      <w:bookmarkEnd w:id="81"/>
+      <w:bookmarkEnd w:id="89"/>
     </w:p>
     <w:p>
       <w:pPr>
@@ -17768,7 +18183,7 @@
           <w:lang w:val="en-US"/>
         </w:rPr>
       </w:pPr>
-      <w:bookmarkStart w:id="82" w:name="_Toc243770652"/>
+      <w:bookmarkStart w:id="90" w:name="_Toc243770652"/>
       <w:r>
         <w:t xml:space="preserve">Hình 3. </w:t>
       </w:r>
@@ -17793,7 +18208,7 @@
       <w:r>
         <w:t xml:space="preserve"> Kết quả mô hình KNeighborsClassifier</w:t>
       </w:r>
-      <w:bookmarkEnd w:id="82"/>
+      <w:bookmarkEnd w:id="90"/>
     </w:p>
     <w:p>
       <w:pPr>
@@ -17804,14 +18219,14 @@
           <w:sz w:val="28"/>
         </w:rPr>
       </w:pPr>
-      <w:bookmarkStart w:id="83" w:name="_Toc243770600"/>
+      <w:bookmarkStart w:id="91" w:name="_Toc243935392"/>
       <w:r>
         <w:rPr>
           <w:sz w:val="28"/>
         </w:rPr>
         <w:t>3.5.5. Huấn luyện và đánh giá mô hình Support Vector Classification (SVC)</w:t>
       </w:r>
-      <w:bookmarkEnd w:id="83"/>
+      <w:bookmarkEnd w:id="91"/>
     </w:p>
     <w:p>
       <w:pPr>
@@ -17875,7 +18290,7 @@
         <w:pStyle w:val="Caption"/>
         <w:spacing w:before="40" w:after="200"/>
       </w:pPr>
-      <w:bookmarkStart w:id="84" w:name="_Toc243770653"/>
+      <w:bookmarkStart w:id="92" w:name="_Toc243770653"/>
       <w:r>
         <w:t xml:space="preserve">Hình 3. </w:t>
       </w:r>
@@ -17900,7 +18315,7 @@
       <w:r>
         <w:t xml:space="preserve"> Mã nguồn huấn luyện và tinh chỉnh mô hình Support Vector Classification</w:t>
       </w:r>
-      <w:bookmarkEnd w:id="84"/>
+      <w:bookmarkEnd w:id="92"/>
     </w:p>
     <w:p>
       <w:pPr>
@@ -17955,6 +18370,7 @@
         <w:jc w:val="both"/>
       </w:pPr>
       <w:r>
+        <w:lastRenderedPageBreak/>
         <w:t>Recall: 80.92% (Phát hiện 123/152 ca bệnh thực tế).</w:t>
       </w:r>
     </w:p>
@@ -17982,7 +18398,6 @@
         <w:rPr>
           <w:noProof/>
         </w:rPr>
-        <w:lastRenderedPageBreak/>
         <w:drawing>
           <wp:inline distT="0" distB="0" distL="0" distR="0" wp14:anchorId="57CBA3E2" wp14:editId="00733546">
             <wp:extent cx="5303297" cy="2136949"/>
@@ -18037,7 +18452,7 @@
           <w:lang w:val="en-US"/>
         </w:rPr>
       </w:pPr>
-      <w:bookmarkStart w:id="85" w:name="_Toc243770654"/>
+      <w:bookmarkStart w:id="93" w:name="_Toc243770654"/>
       <w:r>
         <w:t xml:space="preserve">Hình 3. </w:t>
       </w:r>
@@ -18062,7 +18477,7 @@
       <w:r>
         <w:t xml:space="preserve"> Kết quả mô hình Support Vector Classification</w:t>
       </w:r>
-      <w:bookmarkEnd w:id="85"/>
+      <w:bookmarkEnd w:id="93"/>
     </w:p>
     <w:p>
       <w:pPr>
@@ -18073,14 +18488,14 @@
           <w:sz w:val="28"/>
         </w:rPr>
       </w:pPr>
-      <w:bookmarkStart w:id="86" w:name="_Toc243770601"/>
+      <w:bookmarkStart w:id="94" w:name="_Toc243935393"/>
       <w:r>
         <w:rPr>
           <w:sz w:val="28"/>
         </w:rPr>
         <w:t>3.5.6. Bảng tổng hợp so sánh hiệu năng các mô hình</w:t>
       </w:r>
-      <w:bookmarkEnd w:id="86"/>
+      <w:bookmarkEnd w:id="94"/>
     </w:p>
     <w:p>
       <w:pPr>
@@ -18521,7 +18936,7 @@
       <w:pPr>
         <w:pStyle w:val="Heading1"/>
       </w:pPr>
-      <w:bookmarkStart w:id="87" w:name="_Toc243770602"/>
+      <w:bookmarkStart w:id="95" w:name="_Toc243935394"/>
       <w:r>
         <w:lastRenderedPageBreak/>
         <w:t>CHƯƠNG</w:t>
@@ -18533,7 +18948,7 @@
         <w:tab/>
         <w:t>XÂY DỰNG ỨNG DỤNG</w:t>
       </w:r>
-      <w:bookmarkEnd w:id="87"/>
+      <w:bookmarkEnd w:id="95"/>
     </w:p>
     <w:p>
       <w:pPr>
@@ -18545,11 +18960,11 @@
         <w:pStyle w:val="Heading2"/>
         <w:spacing w:before="2"/>
       </w:pPr>
-      <w:bookmarkStart w:id="88" w:name="_Toc243770603"/>
+      <w:bookmarkStart w:id="96" w:name="_Toc243935395"/>
       <w:r>
         <w:t>4.1. Kiến trúc hệ thống và luồng xử lý</w:t>
       </w:r>
-      <w:bookmarkEnd w:id="88"/>
+      <w:bookmarkEnd w:id="96"/>
     </w:p>
     <w:p>
       <w:pPr>
@@ -18559,7 +18974,7 @@
         <w:jc w:val="both"/>
       </w:pPr>
       <w:r>
-        <w:t>Hệ thống bao gồm 4 module liên hoàn:</w:t>
+        <w:t>Hệ thống bao gồm 4 module:</w:t>
       </w:r>
     </w:p>
     <w:p>
@@ -18627,11 +19042,11 @@
         <w:pStyle w:val="Heading2"/>
         <w:spacing w:before="204"/>
       </w:pPr>
-      <w:bookmarkStart w:id="89" w:name="_Toc243770604"/>
+      <w:bookmarkStart w:id="97" w:name="_Toc243935396"/>
       <w:r>
         <w:t>4.2. Giao diện thực tế của ứng dụng</w:t>
       </w:r>
-      <w:bookmarkEnd w:id="89"/>
+      <w:bookmarkEnd w:id="97"/>
     </w:p>
     <w:p>
       <w:pPr>
@@ -18639,9 +19054,18 @@
         <w:spacing w:before="204"/>
         <w:ind w:left="143" w:right="143"/>
         <w:jc w:val="both"/>
-      </w:pPr>
-      <w:r>
-        <w:t>Giao diện nhập liệu thông tin bệnh nhân trên nền tảng web tại địa chỉ http://localhost:8501:</w:t>
+        <w:rPr>
+          <w:lang w:val="en-US"/>
+        </w:rPr>
+      </w:pPr>
+      <w:r>
+        <w:t>Giao diện nhập liệu thông tin bệnh nhân trên nền tảng web</w:t>
+      </w:r>
+      <w:r>
+        <w:rPr>
+          <w:lang w:val="en-US"/>
+        </w:rPr>
+        <w:t>:</w:t>
       </w:r>
     </w:p>
     <w:p>
@@ -18695,7 +19119,7 @@
         <w:pStyle w:val="Caption"/>
         <w:spacing w:before="40" w:after="200"/>
       </w:pPr>
-      <w:bookmarkStart w:id="90" w:name="_Toc243770655"/>
+      <w:bookmarkStart w:id="98" w:name="_Toc243770655"/>
       <w:r>
         <w:t xml:space="preserve">Hình 4. </w:t>
       </w:r>
@@ -18720,7 +19144,7 @@
       <w:r>
         <w:t xml:space="preserve"> Giao diện ứng dụng web Streamlit dự đoán nguy cơ bệnh Alzheimer</w:t>
       </w:r>
-      <w:bookmarkEnd w:id="90"/>
+      <w:bookmarkEnd w:id="98"/>
     </w:p>
     <w:p>
       <w:pPr>
@@ -18785,7 +19209,7 @@
         <w:pStyle w:val="Caption"/>
         <w:spacing w:before="40" w:after="200"/>
       </w:pPr>
-      <w:bookmarkStart w:id="91" w:name="_Toc243770656"/>
+      <w:bookmarkStart w:id="99" w:name="_Toc243770656"/>
       <w:r>
         <w:t xml:space="preserve">Hình 4. </w:t>
       </w:r>
@@ -18810,13 +19234,13 @@
       <w:r>
         <w:t xml:space="preserve"> Kết quả phân tích chẩn đoán nguy cơ và khuyến nghị y tế trên web</w:t>
       </w:r>
-      <w:bookmarkEnd w:id="91"/>
+      <w:bookmarkEnd w:id="99"/>
     </w:p>
     <w:p>
       <w:pPr>
         <w:pStyle w:val="Heading1"/>
       </w:pPr>
-      <w:bookmarkStart w:id="92" w:name="_Toc243770605"/>
+      <w:bookmarkStart w:id="100" w:name="_Toc243935397"/>
       <w:r>
         <w:lastRenderedPageBreak/>
         <w:t xml:space="preserve">KẾT </w:t>
@@ -18824,7 +19248,7 @@
       <w:r>
         <w:t>LUẬN</w:t>
       </w:r>
-      <w:bookmarkEnd w:id="92"/>
+      <w:bookmarkEnd w:id="100"/>
     </w:p>
     <w:p>
       <w:pPr>
@@ -18839,9 +19263,11 @@
         <w:pStyle w:val="Heading2"/>
         <w:spacing w:before="2"/>
       </w:pPr>
+      <w:bookmarkStart w:id="101" w:name="_Toc243935398"/>
       <w:r>
         <w:t>1. Kết quả đạt được về mặt kiến thức và kỹ năng:</w:t>
       </w:r>
+      <w:bookmarkEnd w:id="101"/>
     </w:p>
     <w:p>
       <w:pPr>
@@ -18914,9 +19340,11 @@
         <w:pStyle w:val="Heading2"/>
         <w:spacing w:before="204"/>
       </w:pPr>
+      <w:bookmarkStart w:id="102" w:name="_Toc243935399"/>
       <w:r>
         <w:t>2. Kết quả thực nghiệm trên bài toán chẩn đoán bệnh Alzheimer:</w:t>
       </w:r>
+      <w:bookmarkEnd w:id="102"/>
     </w:p>
     <w:p>
       <w:pPr>
@@ -18968,9 +19396,11 @@
         <w:pStyle w:val="Heading2"/>
         <w:spacing w:before="204"/>
       </w:pPr>
+      <w:bookmarkStart w:id="103" w:name="_Toc243935400"/>
       <w:r>
         <w:t>3. Hạn chế của đề tài:</w:t>
       </w:r>
+      <w:bookmarkEnd w:id="103"/>
     </w:p>
     <w:p>
       <w:pPr>
@@ -19007,9 +19437,11 @@
         <w:pStyle w:val="Heading2"/>
         <w:spacing w:before="204"/>
       </w:pPr>
+      <w:bookmarkStart w:id="104" w:name="_Toc243935401"/>
       <w:r>
         <w:t>4. Hướng phát triển trong tương lai:</w:t>
       </w:r>
+      <w:bookmarkEnd w:id="104"/>
     </w:p>
     <w:p>
       <w:pPr>
@@ -19060,12 +19492,12 @@
       <w:pPr>
         <w:pStyle w:val="Heading1"/>
       </w:pPr>
-      <w:bookmarkStart w:id="93" w:name="_Toc243770606"/>
+      <w:bookmarkStart w:id="105" w:name="_Toc243935402"/>
       <w:r>
         <w:lastRenderedPageBreak/>
         <w:t>TÀI LIỆU THAM KHẢO</w:t>
       </w:r>
-      <w:bookmarkEnd w:id="93"/>
+      <w:bookmarkEnd w:id="105"/>
     </w:p>
     <w:p>
       <w:pPr>
@@ -19173,7 +19605,7 @@
       </w:tblGrid>
       <w:tr>
         <w:trPr>
-          <w:trHeight w:val="487"/>
+          <w:trHeight w:val="576"/>
         </w:trPr>
         <w:tc>
           <w:tcPr>
@@ -19182,10 +19614,11 @@
           <w:p>
             <w:pPr>
               <w:pStyle w:val="TableParagraph"/>
-              <w:spacing w:before="0" w:line="287" w:lineRule="exact"/>
+              <w:spacing w:before="240" w:line="287" w:lineRule="exact"/>
               <w:ind w:right="43"/>
               <w:jc w:val="center"/>
               <w:rPr>
+                <w:spacing w:val="-5"/>
                 <w:sz w:val="26"/>
               </w:rPr>
             </w:pPr>
@@ -19205,147 +19638,19 @@
           <w:p>
             <w:pPr>
               <w:pStyle w:val="TableParagraph"/>
-              <w:spacing w:before="0" w:line="287" w:lineRule="exact"/>
+              <w:spacing w:before="240" w:line="287" w:lineRule="exact"/>
               <w:ind w:left="94"/>
-              <w:rPr>
-                <w:sz w:val="26"/>
-              </w:rPr>
-            </w:pPr>
-            <w:r>
-              <w:rPr>
-                <w:sz w:val="26"/>
-              </w:rPr>
-              <w:t>Giáo</w:t>
-            </w:r>
-            <w:r>
               <w:rPr>
                 <w:spacing w:val="-5"/>
                 <w:sz w:val="26"/>
               </w:rPr>
-              <w:t xml:space="preserve"> </w:t>
-            </w:r>
-            <w:r>
-              <w:rPr>
-                <w:sz w:val="26"/>
-              </w:rPr>
-              <w:t>trình</w:t>
-            </w:r>
-            <w:r>
-              <w:rPr>
-                <w:spacing w:val="-2"/>
-                <w:sz w:val="26"/>
-              </w:rPr>
-              <w:t xml:space="preserve"> </w:t>
-            </w:r>
-            <w:r>
-              <w:rPr>
-                <w:sz w:val="26"/>
-              </w:rPr>
-              <w:t>Học</w:t>
-            </w:r>
-            <w:r>
-              <w:rPr>
-                <w:spacing w:val="-1"/>
-                <w:sz w:val="26"/>
-              </w:rPr>
-              <w:t xml:space="preserve"> </w:t>
-            </w:r>
-            <w:r>
-              <w:rPr>
-                <w:sz w:val="26"/>
-              </w:rPr>
-              <w:t>máy</w:t>
-            </w:r>
-            <w:r>
-              <w:rPr>
-                <w:spacing w:val="-7"/>
-                <w:sz w:val="26"/>
-              </w:rPr>
-              <w:t xml:space="preserve"> </w:t>
-            </w:r>
-            <w:r>
-              <w:rPr>
-                <w:sz w:val="26"/>
-              </w:rPr>
-              <w:t>cơ</w:t>
-            </w:r>
-            <w:r>
-              <w:rPr>
-                <w:spacing w:val="-2"/>
-                <w:sz w:val="26"/>
-              </w:rPr>
-              <w:t xml:space="preserve"> </w:t>
-            </w:r>
-            <w:r>
-              <w:rPr>
-                <w:sz w:val="26"/>
-              </w:rPr>
-              <w:t>bản</w:t>
-            </w:r>
+            </w:pPr>
             <w:r>
               <w:rPr>
                 <w:spacing w:val="-5"/>
                 <w:sz w:val="26"/>
               </w:rPr>
-              <w:t xml:space="preserve"> </w:t>
-            </w:r>
-            <w:r>
-              <w:rPr>
-                <w:sz w:val="26"/>
-              </w:rPr>
-              <w:t>(</w:t>
-            </w:r>
-            <w:r>
-              <w:rPr>
-                <w:spacing w:val="-4"/>
-                <w:sz w:val="26"/>
-              </w:rPr>
-              <w:t xml:space="preserve"> </w:t>
-            </w:r>
-            <w:r>
-              <w:rPr>
-                <w:sz w:val="26"/>
-              </w:rPr>
-              <w:t>Nhà</w:t>
-            </w:r>
-            <w:r>
-              <w:rPr>
-                <w:spacing w:val="-4"/>
-                <w:sz w:val="26"/>
-              </w:rPr>
-              <w:t xml:space="preserve"> </w:t>
-            </w:r>
-            <w:r>
-              <w:rPr>
-                <w:sz w:val="26"/>
-              </w:rPr>
-              <w:t>xuất</w:t>
-            </w:r>
-            <w:r>
-              <w:rPr>
-                <w:spacing w:val="-4"/>
-                <w:sz w:val="26"/>
-              </w:rPr>
-              <w:t xml:space="preserve"> </w:t>
-            </w:r>
-            <w:r>
-              <w:rPr>
-                <w:sz w:val="26"/>
-              </w:rPr>
-              <w:t>bản</w:t>
-            </w:r>
-            <w:r>
-              <w:rPr>
-                <w:spacing w:val="-1"/>
-                <w:sz w:val="26"/>
-              </w:rPr>
-              <w:t xml:space="preserve"> </w:t>
-            </w:r>
-            <w:r>
-              <w:rPr>
-                <w:sz w:val="26"/>
-              </w:rPr>
-              <w:t>khoa</w:t>
+              <w:t>Giáo</w:t>
             </w:r>
             <w:r>
               <w:rPr>
@@ -19356,56 +19661,45 @@
             </w:r>
             <w:r>
               <w:rPr>
+                <w:spacing w:val="-5"/>
                 <w:sz w:val="26"/>
               </w:rPr>
-              <w:t>học</w:t>
-            </w:r>
-            <w:r>
-              <w:rPr>
-                <w:spacing w:val="-4"/>
+              <w:t>trình Học máy cơ bản</w:t>
+            </w:r>
+            <w:r>
+              <w:rPr>
+                <w:spacing w:val="-5"/>
                 <w:sz w:val="26"/>
               </w:rPr>
               <w:t xml:space="preserve"> </w:t>
             </w:r>
             <w:r>
               <w:rPr>
+                <w:spacing w:val="-5"/>
                 <w:sz w:val="26"/>
               </w:rPr>
-              <w:t>và</w:t>
-            </w:r>
-            <w:r>
-              <w:rPr>
-                <w:spacing w:val="-4"/>
+              <w:t>( Nhà xuất bản khoa</w:t>
+            </w:r>
+            <w:r>
+              <w:rPr>
+                <w:spacing w:val="-5"/>
                 <w:sz w:val="26"/>
               </w:rPr>
               <w:t xml:space="preserve"> </w:t>
             </w:r>
             <w:r>
               <w:rPr>
+                <w:spacing w:val="-5"/>
                 <w:sz w:val="26"/>
               </w:rPr>
-              <w:t>kỹ</w:t>
-            </w:r>
-            <w:r>
-              <w:rPr>
-                <w:spacing w:val="-7"/>
-                <w:sz w:val="26"/>
-              </w:rPr>
-              <w:t xml:space="preserve"> </w:t>
-            </w:r>
-            <w:r>
-              <w:rPr>
-                <w:spacing w:val="-2"/>
-                <w:sz w:val="26"/>
-              </w:rPr>
-              <w:t>thuật)</w:t>
+              <w:t>học và kỹ thuật)</w:t>
             </w:r>
           </w:p>
         </w:tc>
       </w:tr>
       <w:tr>
         <w:trPr>
-          <w:trHeight w:val="688"/>
+          <w:trHeight w:val="576"/>
         </w:trPr>
         <w:tc>
           <w:tcPr>
@@ -19414,7 +19708,7 @@
           <w:p>
             <w:pPr>
               <w:pStyle w:val="TableParagraph"/>
-              <w:spacing w:before="0" w:line="287" w:lineRule="exact"/>
+              <w:spacing w:before="240" w:line="287" w:lineRule="exact"/>
               <w:ind w:right="43"/>
               <w:jc w:val="center"/>
               <w:rPr>
@@ -19438,7 +19732,7 @@
           <w:p>
             <w:pPr>
               <w:pStyle w:val="TableParagraph"/>
-              <w:spacing w:before="0" w:line="287" w:lineRule="exact"/>
+              <w:spacing w:before="240" w:line="287" w:lineRule="exact"/>
               <w:ind w:left="94"/>
               <w:rPr>
                 <w:spacing w:val="-5"/>
@@ -19499,7 +19793,7 @@
       </w:tr>
       <w:tr>
         <w:trPr>
-          <w:trHeight w:val="688"/>
+          <w:trHeight w:val="576"/>
         </w:trPr>
         <w:tc>
           <w:tcPr>
@@ -19508,7 +19802,7 @@
           <w:p>
             <w:pPr>
               <w:pStyle w:val="TableParagraph"/>
-              <w:spacing w:before="0" w:line="287" w:lineRule="exact"/>
+              <w:spacing w:before="240" w:line="287" w:lineRule="exact"/>
               <w:ind w:right="43"/>
               <w:jc w:val="center"/>
               <w:rPr>
@@ -19532,7 +19826,7 @@
           <w:p>
             <w:pPr>
               <w:pStyle w:val="TableParagraph"/>
-              <w:spacing w:before="0" w:line="287" w:lineRule="exact"/>
+              <w:spacing w:before="240" w:line="287" w:lineRule="exact"/>
               <w:ind w:left="94"/>
               <w:rPr>
                 <w:spacing w:val="-5"/>
@@ -19579,7 +19873,7 @@
       </w:tr>
       <w:tr>
         <w:trPr>
-          <w:trHeight w:val="688"/>
+          <w:trHeight w:val="576"/>
         </w:trPr>
         <w:tc>
           <w:tcPr>
@@ -19588,7 +19882,7 @@
           <w:p>
             <w:pPr>
               <w:pStyle w:val="TableParagraph"/>
-              <w:spacing w:before="0" w:line="287" w:lineRule="exact"/>
+              <w:spacing w:before="240" w:line="287" w:lineRule="exact"/>
               <w:ind w:right="43"/>
               <w:jc w:val="center"/>
               <w:rPr>
@@ -19612,7 +19906,7 @@
           <w:p>
             <w:pPr>
               <w:pStyle w:val="TableParagraph"/>
-              <w:spacing w:before="0" w:line="287" w:lineRule="exact"/>
+              <w:spacing w:before="240" w:line="287" w:lineRule="exact"/>
               <w:ind w:left="94"/>
               <w:rPr>
                 <w:spacing w:val="-5"/>
@@ -19633,7 +19927,7 @@
       </w:tr>
       <w:tr>
         <w:trPr>
-          <w:trHeight w:val="688"/>
+          <w:trHeight w:val="576"/>
         </w:trPr>
         <w:tc>
           <w:tcPr>
@@ -19642,7 +19936,7 @@
           <w:p>
             <w:pPr>
               <w:pStyle w:val="TableParagraph"/>
-              <w:spacing w:before="0" w:line="287" w:lineRule="exact"/>
+              <w:spacing w:before="240" w:line="287" w:lineRule="exact"/>
               <w:ind w:right="43"/>
               <w:jc w:val="center"/>
               <w:rPr>
@@ -19680,7 +19974,7 @@
           <w:p>
             <w:pPr>
               <w:pStyle w:val="TableParagraph"/>
-              <w:spacing w:before="0" w:line="287" w:lineRule="exact"/>
+              <w:spacing w:before="240" w:line="287" w:lineRule="exact"/>
               <w:ind w:left="94"/>
               <w:rPr>
                 <w:spacing w:val="-5"/>
@@ -19701,7 +19995,7 @@
       </w:tr>
       <w:tr>
         <w:trPr>
-          <w:trHeight w:val="687"/>
+          <w:trHeight w:val="576"/>
         </w:trPr>
         <w:tc>
           <w:tcPr>
@@ -19710,7 +20004,7 @@
           <w:p>
             <w:pPr>
               <w:pStyle w:val="TableParagraph"/>
-              <w:spacing w:before="0" w:line="287" w:lineRule="exact"/>
+              <w:spacing w:before="240" w:line="287" w:lineRule="exact"/>
               <w:ind w:right="43"/>
               <w:jc w:val="center"/>
               <w:rPr>
@@ -19748,7 +20042,7 @@
           <w:p>
             <w:pPr>
               <w:pStyle w:val="TableParagraph"/>
-              <w:spacing w:before="0" w:line="287" w:lineRule="exact"/>
+              <w:spacing w:before="240" w:line="287" w:lineRule="exact"/>
               <w:ind w:left="94"/>
               <w:rPr>
                 <w:spacing w:val="-5"/>
